--- a/KHBD_Robotics/Lớp_5/Tuần_29/KHBD_Robotics_Lớp_5_Tiet27_Bai_20_Robot_phan_loai_san_pham.docx
+++ b/KHBD_Robotics/Lớp_5/Tuần_29/KHBD_Robotics_Lớp_5_Tiet27_Bai_20_Robot_phan_loai_san_pham.docx
@@ -16,13 +16,13 @@
         </w:tblBorders>
       </w:tblPr>
       <w:tblGrid>
-        <w:gridCol w:w="4537"/>
-        <w:gridCol w:w="4537"/>
+        <w:gridCol w:w="4796"/>
+        <w:gridCol w:w="4796"/>
       </w:tblGrid>
       <w:tr>
         <w:tc>
           <w:tcPr>
-            <w:tcW w:type="dxa" w:w="4537"/>
+            <w:tcW w:type="dxa" w:w="4819"/>
             <w:tcMar>
               <w:top w:w="80" w:type="dxa"/>
               <w:bottom w:w="80" w:type="dxa"/>
@@ -32,24 +32,24 @@
           </w:tcPr>
           <w:p>
             <w:pPr>
-              <w:spacing w:line="360" w:lineRule="auto" w:after="40"/>
+              <w:spacing w:line="276" w:lineRule="auto" w:after="40"/>
               <w:jc w:val="left"/>
             </w:pPr>
             <w:r/>
             <w:r>
               <w:rPr>
-                <w:rFonts w:ascii="Times New Roman" w:hAnsi="Times New Roman" w:eastAsia="Times New Roman"/>
+                <w:rFonts w:ascii="Times New Roman" w:hAnsi="Times New Roman" w:cs="Times New Roman" w:eastAsia="Times New Roman"/>
                 <w:b/>
                 <w:i w:val="0"/>
                 <w:sz w:val="26"/>
               </w:rPr>
-              <w:t>Trường Tiểu học và THCS UNIGO</w:t>
+              <w:t>Trường: Tiểu học và THCS UNIGO</w:t>
             </w:r>
           </w:p>
         </w:tc>
         <w:tc>
           <w:tcPr>
-            <w:tcW w:type="dxa" w:w="4537"/>
+            <w:tcW w:type="dxa" w:w="4252"/>
             <w:tcMar>
               <w:top w:w="80" w:type="dxa"/>
               <w:bottom w:w="80" w:type="dxa"/>
@@ -59,18 +59,18 @@
           </w:tcPr>
           <w:p>
             <w:pPr>
-              <w:spacing w:line="360" w:lineRule="auto" w:after="40"/>
+              <w:spacing w:line="276" w:lineRule="auto" w:after="40"/>
               <w:jc w:val="left"/>
             </w:pPr>
             <w:r/>
             <w:r>
               <w:rPr>
-                <w:rFonts w:ascii="Times New Roman" w:hAnsi="Times New Roman" w:eastAsia="Times New Roman"/>
-                <w:b w:val="0"/>
-                <w:i w:val="0"/>
-                <w:sz w:val="26"/>
-              </w:rPr>
-              <w:t>Họ tên giáo viên: Đậu Đình Nguyên</w:t>
+                <w:rFonts w:ascii="Times New Roman" w:hAnsi="Times New Roman" w:cs="Times New Roman" w:eastAsia="Times New Roman"/>
+                <w:b/>
+                <w:i w:val="0"/>
+                <w:sz w:val="26"/>
+              </w:rPr>
+              <w:t>Ngày soạn: 13/02/2027</w:t>
             </w:r>
           </w:p>
         </w:tc>
@@ -78,7 +78,7 @@
       <w:tr>
         <w:tc>
           <w:tcPr>
-            <w:tcW w:type="dxa" w:w="4537"/>
+            <w:tcW w:type="dxa" w:w="4796"/>
             <w:tcMar>
               <w:top w:w="80" w:type="dxa"/>
               <w:bottom w:w="80" w:type="dxa"/>
@@ -88,24 +88,24 @@
           </w:tcPr>
           <w:p>
             <w:pPr>
-              <w:spacing w:line="360" w:lineRule="auto" w:after="40"/>
+              <w:spacing w:line="276" w:lineRule="auto" w:after="40"/>
               <w:jc w:val="left"/>
             </w:pPr>
             <w:r/>
             <w:r>
               <w:rPr>
-                <w:rFonts w:ascii="Times New Roman" w:hAnsi="Times New Roman" w:eastAsia="Times New Roman"/>
-                <w:b w:val="0"/>
-                <w:i w:val="0"/>
-                <w:sz w:val="26"/>
-              </w:rPr>
-              <w:t>Tổ Tiểu học</w:t>
+                <w:rFonts w:ascii="Times New Roman" w:hAnsi="Times New Roman" w:cs="Times New Roman" w:eastAsia="Times New Roman"/>
+                <w:b w:val="0"/>
+                <w:i w:val="0"/>
+                <w:sz w:val="26"/>
+              </w:rPr>
+              <w:t>GV: Đậu Đình Nguyên</w:t>
             </w:r>
           </w:p>
         </w:tc>
         <w:tc>
           <w:tcPr>
-            <w:tcW w:type="dxa" w:w="4537"/>
+            <w:tcW w:type="dxa" w:w="4796"/>
             <w:tcMar>
               <w:top w:w="80" w:type="dxa"/>
               <w:bottom w:w="80" w:type="dxa"/>
@@ -115,43 +115,69 @@
           </w:tcPr>
           <w:p>
             <w:pPr>
-              <w:spacing w:line="360" w:lineRule="auto" w:after="40"/>
+              <w:spacing w:line="276" w:lineRule="auto" w:after="40"/>
               <w:jc w:val="left"/>
             </w:pPr>
             <w:r/>
             <w:r>
               <w:rPr>
-                <w:rFonts w:ascii="Times New Roman" w:hAnsi="Times New Roman" w:eastAsia="Times New Roman"/>
-                <w:b w:val="0"/>
-                <w:i w:val="0"/>
-                <w:sz w:val="26"/>
-              </w:rPr>
-              <w:t>Ngày soạn: 13/02/2027</w:t>
-            </w:r>
-          </w:p>
-          <w:p>
-            <w:pPr>
-              <w:spacing w:line="360" w:lineRule="auto" w:after="40"/>
+                <w:rFonts w:ascii="Times New Roman" w:hAnsi="Times New Roman" w:cs="Times New Roman" w:eastAsia="Times New Roman"/>
+                <w:b w:val="0"/>
+                <w:i w:val="0"/>
+                <w:sz w:val="26"/>
+              </w:rPr>
+              <w:t>Ngày dạy: 16/02/2027</w:t>
+            </w:r>
+          </w:p>
+        </w:tc>
+      </w:tr>
+      <w:tr>
+        <w:tc>
+          <w:tcPr>
+            <w:tcW w:type="dxa" w:w="4796"/>
+            <w:tcMar>
+              <w:top w:w="80" w:type="dxa"/>
+              <w:bottom w:w="80" w:type="dxa"/>
+              <w:left w:w="120" w:type="dxa"/>
+              <w:right w:w="120" w:type="dxa"/>
+            </w:tcMar>
+          </w:tcPr>
+          <w:p>
+            <w:pPr>
+              <w:spacing w:line="276" w:lineRule="auto" w:after="40"/>
               <w:jc w:val="left"/>
             </w:pPr>
-            <w:r>
-              <w:rPr>
-                <w:rFonts w:ascii="Times New Roman" w:hAnsi="Times New Roman" w:eastAsia="Times New Roman"/>
-                <w:b w:val="0"/>
-                <w:i w:val="0"/>
-                <w:sz w:val="26"/>
-              </w:rPr>
-              <w:t>Ngày dạy: 16/02/2027</w:t>
-            </w:r>
-          </w:p>
-          <w:p>
-            <w:pPr>
-              <w:spacing w:line="360" w:lineRule="auto" w:after="40"/>
+            <w:r/>
+            <w:r>
+              <w:rPr>
+                <w:rFonts w:ascii="Times New Roman" w:hAnsi="Times New Roman" w:cs="Times New Roman" w:eastAsia="Times New Roman"/>
+                <w:b w:val="0"/>
+                <w:i w:val="0"/>
+                <w:sz w:val="26"/>
+              </w:rPr>
+              <w:t>Tổ: Tổ chuyên môn Tiểu học</w:t>
+            </w:r>
+          </w:p>
+        </w:tc>
+        <w:tc>
+          <w:tcPr>
+            <w:tcW w:type="dxa" w:w="4796"/>
+            <w:tcMar>
+              <w:top w:w="80" w:type="dxa"/>
+              <w:bottom w:w="80" w:type="dxa"/>
+              <w:left w:w="120" w:type="dxa"/>
+              <w:right w:w="120" w:type="dxa"/>
+            </w:tcMar>
+          </w:tcPr>
+          <w:p>
+            <w:pPr>
+              <w:spacing w:line="276" w:lineRule="auto" w:after="40"/>
               <w:jc w:val="left"/>
             </w:pPr>
-            <w:r>
-              <w:rPr>
-                <w:rFonts w:ascii="Times New Roman" w:hAnsi="Times New Roman" w:eastAsia="Times New Roman"/>
+            <w:r/>
+            <w:r>
+              <w:rPr>
+                <w:rFonts w:ascii="Times New Roman" w:hAnsi="Times New Roman" w:cs="Times New Roman" w:eastAsia="Times New Roman"/>
                 <w:b w:val="0"/>
                 <w:i w:val="0"/>
                 <w:sz w:val="26"/>
@@ -164,12 +190,18 @@
     </w:tbl>
     <w:p>
       <w:pPr>
-        <w:spacing w:line="360" w:lineRule="auto" w:after="60" w:before="0"/>
+        <w:spacing w:line="276" w:lineRule="auto" w:after="60" w:before="0"/>
+        <w:jc w:val="both"/>
+      </w:pPr>
+    </w:p>
+    <w:p>
+      <w:pPr>
+        <w:spacing w:line="276" w:lineRule="auto" w:after="60" w:before="0"/>
         <w:jc w:val="center"/>
       </w:pPr>
       <w:r>
         <w:rPr>
-          <w:rFonts w:ascii="Times New Roman" w:hAnsi="Times New Roman" w:eastAsia="Times New Roman"/>
+          <w:rFonts w:ascii="Times New Roman" w:hAnsi="Times New Roman" w:cs="Times New Roman" w:eastAsia="Times New Roman"/>
           <w:b/>
           <w:i w:val="0"/>
           <w:sz w:val="28"/>
@@ -179,12 +211,12 @@
     </w:p>
     <w:p>
       <w:pPr>
-        <w:spacing w:line="360" w:lineRule="auto" w:after="60" w:before="0"/>
+        <w:spacing w:line="276" w:lineRule="auto" w:after="60" w:before="0"/>
         <w:jc w:val="center"/>
       </w:pPr>
       <w:r>
         <w:rPr>
-          <w:rFonts w:ascii="Times New Roman" w:hAnsi="Times New Roman" w:eastAsia="Times New Roman"/>
+          <w:rFonts w:ascii="Times New Roman" w:hAnsi="Times New Roman" w:cs="Times New Roman" w:eastAsia="Times New Roman"/>
           <w:b/>
           <w:i w:val="0"/>
           <w:sz w:val="26"/>
@@ -194,12 +226,12 @@
     </w:p>
     <w:p>
       <w:pPr>
-        <w:spacing w:line="360" w:lineRule="auto" w:after="60" w:before="0"/>
+        <w:spacing w:line="276" w:lineRule="auto" w:after="60" w:before="0"/>
         <w:jc w:val="center"/>
       </w:pPr>
       <w:r>
         <w:rPr>
-          <w:rFonts w:ascii="Times New Roman" w:hAnsi="Times New Roman" w:eastAsia="Times New Roman"/>
+          <w:rFonts w:ascii="Times New Roman" w:hAnsi="Times New Roman" w:cs="Times New Roman" w:eastAsia="Times New Roman"/>
           <w:b/>
           <w:i w:val="0"/>
           <w:sz w:val="26"/>
@@ -209,19 +241,19 @@
     </w:p>
     <w:p>
       <w:pPr>
-        <w:spacing w:line="360" w:lineRule="auto" w:after="60" w:before="0"/>
-        <w:jc w:val="both"/>
-      </w:pPr>
-    </w:p>
-    <w:p>
-      <w:pPr>
-        <w:spacing w:line="360" w:lineRule="auto" w:after="60" w:before="0"/>
+        <w:spacing w:line="276" w:lineRule="auto" w:after="60" w:before="0"/>
+        <w:jc w:val="both"/>
+      </w:pPr>
+    </w:p>
+    <w:p>
+      <w:pPr>
+        <w:spacing w:line="276" w:lineRule="auto" w:after="60" w:before="0"/>
         <w:ind w:firstLine="0"/>
         <w:jc w:val="both"/>
       </w:pPr>
       <w:r>
         <w:rPr>
-          <w:rFonts w:ascii="Times New Roman" w:hAnsi="Times New Roman" w:eastAsia="Times New Roman"/>
+          <w:rFonts w:ascii="Times New Roman" w:hAnsi="Times New Roman" w:cs="Times New Roman" w:eastAsia="Times New Roman"/>
           <w:b/>
           <w:i w:val="0"/>
           <w:sz w:val="26"/>
@@ -231,377 +263,483 @@
     </w:p>
     <w:p>
       <w:pPr>
-        <w:spacing w:line="360" w:lineRule="auto" w:after="60" w:before="0"/>
+        <w:spacing w:line="276" w:lineRule="auto" w:after="60" w:before="0"/>
         <w:ind w:firstLine="720"/>
         <w:jc w:val="both"/>
       </w:pPr>
       <w:r>
         <w:rPr>
-          <w:rFonts w:ascii="Times New Roman" w:hAnsi="Times New Roman" w:eastAsia="Times New Roman"/>
+          <w:rFonts w:ascii="Times New Roman" w:hAnsi="Times New Roman" w:cs="Times New Roman" w:eastAsia="Times New Roman"/>
+          <w:b/>
+          <w:i w:val="0"/>
+          <w:sz w:val="26"/>
+        </w:rPr>
+        <w:t>- Sau bài học này em sẽ:</w:t>
+      </w:r>
+    </w:p>
+    <w:p>
+      <w:pPr>
+        <w:spacing w:line="276" w:lineRule="auto" w:after="60" w:before="0"/>
+        <w:ind w:firstLine="709"/>
+        <w:jc w:val="both"/>
+      </w:pPr>
+      <w:r>
+        <w:rPr>
+          <w:rFonts w:ascii="Times New Roman" w:hAnsi="Times New Roman" w:cs="Times New Roman" w:eastAsia="Times New Roman"/>
           <w:b w:val="0"/>
           <w:i w:val="0"/>
           <w:sz w:val="26"/>
         </w:rPr>
-        <w:t>- Sau bài học này em sẽ:</w:t>
-      </w:r>
-    </w:p>
-    <w:p>
-      <w:pPr>
-        <w:spacing w:line="319" w:lineRule="auto" w:after="60" w:before="0"/>
+        <w:t>+ Tìm hiểu hệ thống tự động hóa trong nhà máy.</w:t>
+      </w:r>
+    </w:p>
+    <w:p>
+      <w:pPr>
+        <w:spacing w:line="276" w:lineRule="auto" w:after="60" w:before="0"/>
+        <w:ind w:firstLine="709"/>
+        <w:jc w:val="both"/>
+      </w:pPr>
+      <w:r>
+        <w:rPr>
+          <w:rFonts w:ascii="Times New Roman" w:hAnsi="Times New Roman" w:cs="Times New Roman" w:eastAsia="Times New Roman"/>
+          <w:b w:val="0"/>
+          <w:i w:val="0"/>
+          <w:sz w:val="26"/>
+        </w:rPr>
+        <w:t>+ Lắp robot phân loại đồ vật theo kích thước/màu sắc.</w:t>
+      </w:r>
+    </w:p>
+    <w:p>
+      <w:pPr>
+        <w:spacing w:line="276" w:lineRule="auto" w:after="60" w:before="0"/>
+        <w:ind w:firstLine="720"/>
+        <w:jc w:val="both"/>
+      </w:pPr>
+      <w:r>
+        <w:rPr>
+          <w:rFonts w:ascii="Times New Roman" w:hAnsi="Times New Roman" w:cs="Times New Roman" w:eastAsia="Times New Roman"/>
+          <w:b/>
+          <w:i w:val="0"/>
+          <w:sz w:val="26"/>
+        </w:rPr>
+        <w:t>1. Năng lực:</w:t>
+      </w:r>
+    </w:p>
+    <w:p>
+      <w:pPr>
+        <w:spacing w:line="276" w:lineRule="auto" w:after="60" w:before="0"/>
+        <w:ind w:firstLine="709"/>
+        <w:jc w:val="both"/>
+      </w:pPr>
+      <w:r>
+        <w:rPr>
+          <w:rFonts w:ascii="Times New Roman" w:hAnsi="Times New Roman" w:cs="Times New Roman" w:eastAsia="Times New Roman"/>
+          <w:b/>
+          <w:i w:val="0"/>
+          <w:sz w:val="26"/>
+        </w:rPr>
+        <w:t>1.1. Năng lực đặc thù (Robotics):</w:t>
+      </w:r>
+    </w:p>
+    <w:p>
+      <w:pPr>
+        <w:spacing w:line="276" w:lineRule="auto" w:after="60" w:before="0"/>
         <w:ind w:firstLine="0" w:left="850"/>
         <w:jc w:val="both"/>
       </w:pPr>
       <w:r>
         <w:rPr>
-          <w:rFonts w:ascii="Times New Roman" w:hAnsi="Times New Roman" w:eastAsia="Times New Roman"/>
+          <w:rFonts w:ascii="Times New Roman" w:hAnsi="Times New Roman" w:cs="Times New Roman" w:eastAsia="Times New Roman"/>
           <w:b w:val="0"/>
           <w:i w:val="0"/>
           <w:sz w:val="26"/>
         </w:rPr>
-        <w:t>+ Hiểu quy trình phân loại sản phẩm tự động trong công nghiệp.</w:t>
-      </w:r>
-    </w:p>
-    <w:p>
-      <w:pPr>
-        <w:spacing w:line="319" w:lineRule="auto" w:after="60" w:before="0"/>
+        <w:t>- NL3 (Thiết kế kĩ thuật): Lắp ráp, phối hợp các cơ cấu truyền động và sáng tạo cải tiến mô hình robot Bài 20. Robot phân loại sản phẩm thực hiện nhiệm vụ đặt ra. (Đạt được thông qua Hoạt động 3, Hoạt động 4)</w:t>
+      </w:r>
+    </w:p>
+    <w:p>
+      <w:pPr>
+        <w:spacing w:line="276" w:lineRule="auto" w:after="60" w:before="0"/>
         <w:ind w:firstLine="0" w:left="850"/>
         <w:jc w:val="both"/>
       </w:pPr>
       <w:r>
         <w:rPr>
-          <w:rFonts w:ascii="Times New Roman" w:hAnsi="Times New Roman" w:eastAsia="Times New Roman"/>
+          <w:rFonts w:ascii="Times New Roman" w:hAnsi="Times New Roman" w:cs="Times New Roman" w:eastAsia="Times New Roman"/>
           <w:b w:val="0"/>
           <w:i w:val="0"/>
           <w:sz w:val="26"/>
         </w:rPr>
-        <w:t>+ Phân biệt màu sắc và kích thước vật thể.</w:t>
-      </w:r>
-    </w:p>
-    <w:p>
-      <w:pPr>
-        <w:spacing w:line="360" w:lineRule="auto" w:after="60" w:before="0"/>
+        <w:t>- NL2 (Sử dụng công nghệ): Sử dụng thành thạo các module, khớp nối và linh kiện bộ kit OLLO Excel 1 theo đúng tiêu chuẩn an toàn. (Đạt được thông qua Hoạt động 2, Hoạt động 3)</w:t>
+      </w:r>
+    </w:p>
+    <w:p>
+      <w:pPr>
+        <w:spacing w:line="276" w:lineRule="auto" w:after="60" w:before="0"/>
+        <w:ind w:firstLine="709"/>
+        <w:jc w:val="both"/>
+      </w:pPr>
+      <w:r>
+        <w:rPr>
+          <w:rFonts w:ascii="Times New Roman" w:hAnsi="Times New Roman" w:cs="Times New Roman" w:eastAsia="Times New Roman"/>
+          <w:b/>
+          <w:i w:val="0"/>
+          <w:sz w:val="26"/>
+        </w:rPr>
+        <w:t>1.2. Năng lực số (Thông tư 02/2025 – CV 3456):</w:t>
+      </w:r>
+    </w:p>
+    <w:p>
+      <w:pPr>
+        <w:spacing w:line="276" w:lineRule="auto" w:after="60" w:before="0"/>
+        <w:ind w:firstLine="0" w:left="850"/>
+        <w:jc w:val="both"/>
+      </w:pPr>
+      <w:r>
+        <w:rPr>
+          <w:rFonts w:ascii="Times New Roman" w:hAnsi="Times New Roman" w:cs="Times New Roman" w:eastAsia="Times New Roman"/>
+          <w:b w:val="0"/>
+          <w:i w:val="0"/>
+          <w:sz w:val="26"/>
+        </w:rPr>
+        <w:t>- Miền III. Sáng tạo nội dung số – Thành tố 3.2. Sáng tạo sản phẩm số – Bậc 2: Lắp ráp và lập trình mô hình robot hoàn chỉnh theo mục tiêu bài học. (Đạt được thông qua Hoạt động 3)</w:t>
+      </w:r>
+    </w:p>
+    <w:p>
+      <w:pPr>
+        <w:spacing w:line="276" w:lineRule="auto" w:after="60" w:before="0"/>
+        <w:ind w:firstLine="0" w:left="850"/>
+        <w:jc w:val="both"/>
+      </w:pPr>
+      <w:r>
+        <w:rPr>
+          <w:rFonts w:ascii="Times New Roman" w:hAnsi="Times New Roman" w:cs="Times New Roman" w:eastAsia="Times New Roman"/>
+          <w:b w:val="0"/>
+          <w:i w:val="0"/>
+          <w:sz w:val="26"/>
+        </w:rPr>
+        <w:t>- Miền IV. An toàn – Thành tố 4.3. Bảo vệ sức khỏe và an toàn – Bậc 2: Tuân thủ quy tắc an toàn khi sử dụng linh kiện điện tử và bộ pin nguồn. (Đạt được thông qua Hoạt động 1, Hoạt động 3)</w:t>
+      </w:r>
+    </w:p>
+    <w:p>
+      <w:pPr>
+        <w:spacing w:line="276" w:lineRule="auto" w:after="60" w:before="0"/>
+        <w:ind w:firstLine="709"/>
+        <w:jc w:val="both"/>
+      </w:pPr>
+      <w:r>
+        <w:rPr>
+          <w:rFonts w:ascii="Times New Roman" w:hAnsi="Times New Roman" w:cs="Times New Roman" w:eastAsia="Times New Roman"/>
+          <w:b/>
+          <w:i w:val="0"/>
+          <w:sz w:val="26"/>
+        </w:rPr>
+        <w:t>1.3. Năng lực chung:</w:t>
+      </w:r>
+    </w:p>
+    <w:p>
+      <w:pPr>
+        <w:spacing w:line="276" w:lineRule="auto" w:after="60" w:before="0"/>
+        <w:ind w:firstLine="0" w:left="850"/>
+        <w:jc w:val="both"/>
+      </w:pPr>
+      <w:r>
+        <w:rPr>
+          <w:rFonts w:ascii="Times New Roman" w:hAnsi="Times New Roman" w:cs="Times New Roman" w:eastAsia="Times New Roman"/>
+          <w:b w:val="0"/>
+          <w:i w:val="0"/>
+          <w:sz w:val="26"/>
+        </w:rPr>
+        <w:t>- Tự chủ và tự học: Tự giác hoàn thành phần việc được phân công trong nhóm thực hành chế tạo robot. (Đạt được thông qua Hoạt động 2, Hoạt động 3)</w:t>
+      </w:r>
+    </w:p>
+    <w:p>
+      <w:pPr>
+        <w:spacing w:line="276" w:lineRule="auto" w:after="60" w:before="0"/>
+        <w:ind w:firstLine="0" w:left="850"/>
+        <w:jc w:val="both"/>
+      </w:pPr>
+      <w:r>
+        <w:rPr>
+          <w:rFonts w:ascii="Times New Roman" w:hAnsi="Times New Roman" w:cs="Times New Roman" w:eastAsia="Times New Roman"/>
+          <w:b w:val="0"/>
+          <w:i w:val="0"/>
+          <w:sz w:val="26"/>
+        </w:rPr>
+        <w:t>- Giao tiếp và hợp tác: Tích cực trao đổi, phối hợp nhịp nhàng với bạn học khi lắp ghép các bộ phận robot. (Đạt được thông qua Hoạt động 3)</w:t>
+      </w:r>
+    </w:p>
+    <w:p>
+      <w:pPr>
+        <w:spacing w:line="276" w:lineRule="auto" w:after="60" w:before="0"/>
         <w:ind w:firstLine="720"/>
         <w:jc w:val="both"/>
       </w:pPr>
       <w:r>
         <w:rPr>
-          <w:rFonts w:ascii="Times New Roman" w:hAnsi="Times New Roman" w:eastAsia="Times New Roman"/>
+          <w:rFonts w:ascii="Times New Roman" w:hAnsi="Times New Roman" w:cs="Times New Roman" w:eastAsia="Times New Roman"/>
           <w:b/>
           <w:i w:val="0"/>
           <w:sz w:val="26"/>
         </w:rPr>
-        <w:t>1. Phát triển phẩm chất</w:t>
-      </w:r>
-    </w:p>
-    <w:p>
-      <w:pPr>
-        <w:spacing w:line="319" w:lineRule="auto" w:after="60" w:before="0"/>
+        <w:t>2. Phẩm chất:</w:t>
+      </w:r>
+    </w:p>
+    <w:p>
+      <w:pPr>
+        <w:spacing w:line="276" w:lineRule="auto" w:after="60" w:before="0"/>
         <w:ind w:firstLine="0" w:left="850"/>
         <w:jc w:val="both"/>
       </w:pPr>
       <w:r>
         <w:rPr>
-          <w:rFonts w:ascii="Times New Roman" w:hAnsi="Times New Roman" w:eastAsia="Times New Roman"/>
+          <w:rFonts w:ascii="Times New Roman" w:hAnsi="Times New Roman" w:cs="Times New Roman" w:eastAsia="Times New Roman"/>
           <w:b w:val="0"/>
           <w:i w:val="0"/>
           <w:sz w:val="26"/>
         </w:rPr>
-        <w:t>- Chăm chỉ: Hăng hái tham gia hoạt động tìm hiểu bài học, kiên trì thực hành theo hướng dẫn. (Đạt được thông qua Hoạt động 2, Hoạt động 3)</w:t>
-      </w:r>
-    </w:p>
-    <w:p>
-      <w:pPr>
-        <w:spacing w:line="319" w:lineRule="auto" w:after="60" w:before="0"/>
+        <w:t>- Chăm chỉ: Kiên trì, tỉ mỉ trong từng bước lắp ghép và sửa chữa mô hình robot. (Đạt được thông qua Hoạt động 2, Hoạt động 3)</w:t>
+      </w:r>
+    </w:p>
+    <w:p>
+      <w:pPr>
+        <w:spacing w:line="276" w:lineRule="auto" w:after="60" w:before="0"/>
         <w:ind w:firstLine="0" w:left="850"/>
         <w:jc w:val="both"/>
       </w:pPr>
       <w:r>
         <w:rPr>
-          <w:rFonts w:ascii="Times New Roman" w:hAnsi="Times New Roman" w:eastAsia="Times New Roman"/>
+          <w:rFonts w:ascii="Times New Roman" w:hAnsi="Times New Roman" w:cs="Times New Roman" w:eastAsia="Times New Roman"/>
           <w:b w:val="0"/>
           <w:i w:val="0"/>
           <w:sz w:val="26"/>
         </w:rPr>
-        <w:t>- Trách nhiệm: Giữ gìn cẩn thận thiết bị học tập, thu dọn gọn gàng sau giờ học. (Đạt được thông qua Hoạt động 4)</w:t>
-      </w:r>
-    </w:p>
-    <w:p>
-      <w:pPr>
-        <w:spacing w:line="319" w:lineRule="auto" w:after="60" w:before="0"/>
+        <w:t>- Trách nhiệm: Giữ gìn vệ sinh chung, bảo quản và sắp xếp gọn gàng bộ linh kiện Robotics sau buổi học. (Đạt được thông qua Hoạt động 3, Hoạt động 4)</w:t>
+      </w:r>
+    </w:p>
+    <w:p>
+      <w:pPr>
+        <w:spacing w:line="276" w:lineRule="auto" w:after="60" w:before="0"/>
+        <w:ind w:firstLine="0"/>
+        <w:jc w:val="both"/>
+      </w:pPr>
+      <w:r>
+        <w:rPr>
+          <w:rFonts w:ascii="Times New Roman" w:hAnsi="Times New Roman" w:cs="Times New Roman" w:eastAsia="Times New Roman"/>
+          <w:b/>
+          <w:i w:val="0"/>
+          <w:sz w:val="26"/>
+        </w:rPr>
+        <w:t>II. ĐỒ DÙNG DẠY HỌC:</w:t>
+      </w:r>
+    </w:p>
+    <w:p>
+      <w:pPr>
+        <w:spacing w:line="276" w:lineRule="auto" w:after="60" w:before="0"/>
+        <w:ind w:firstLine="720"/>
+        <w:jc w:val="both"/>
+      </w:pPr>
+      <w:r>
+        <w:rPr>
+          <w:rFonts w:ascii="Times New Roman" w:hAnsi="Times New Roman" w:cs="Times New Roman" w:eastAsia="Times New Roman"/>
+          <w:b/>
+          <w:i w:val="0"/>
+          <w:sz w:val="26"/>
+        </w:rPr>
+        <w:t>1. Giáo viên:</w:t>
+      </w:r>
+    </w:p>
+    <w:p>
+      <w:pPr>
+        <w:spacing w:line="276" w:lineRule="auto" w:after="60" w:before="0"/>
         <w:ind w:firstLine="0" w:left="850"/>
         <w:jc w:val="both"/>
       </w:pPr>
       <w:r>
         <w:rPr>
-          <w:rFonts w:ascii="Times New Roman" w:hAnsi="Times New Roman" w:eastAsia="Times New Roman"/>
+          <w:rFonts w:ascii="Times New Roman" w:hAnsi="Times New Roman" w:cs="Times New Roman" w:eastAsia="Times New Roman"/>
           <w:b w:val="0"/>
           <w:i w:val="0"/>
           <w:sz w:val="26"/>
         </w:rPr>
-        <w:t>- Trung thực: Tự giác làm bài, tôn trọng kết quả của bản thân và bạn bè. (Đạt được thông qua Hoạt động 3)</w:t>
-      </w:r>
-    </w:p>
-    <w:p>
-      <w:pPr>
-        <w:spacing w:line="360" w:lineRule="auto" w:after="60" w:before="0"/>
+        <w:t>- Bộ Kit Robotics OLLO Excel 1, máy tính giáo viên, máy chiếu bài giảng trực quan.</w:t>
+      </w:r>
+    </w:p>
+    <w:p>
+      <w:pPr>
+        <w:spacing w:line="276" w:lineRule="auto" w:after="60" w:before="0"/>
+        <w:ind w:firstLine="0" w:left="850"/>
+        <w:jc w:val="both"/>
+      </w:pPr>
+      <w:r>
+        <w:rPr>
+          <w:rFonts w:ascii="Times New Roman" w:hAnsi="Times New Roman" w:cs="Times New Roman" w:eastAsia="Times New Roman"/>
+          <w:b w:val="0"/>
+          <w:i w:val="0"/>
+          <w:sz w:val="26"/>
+        </w:rPr>
+        <w:t>- Phiếu học tập thực hành và mô hình robot mẫu cho bài Bài 20. Robot phân loại sản phẩm.</w:t>
+      </w:r>
+    </w:p>
+    <w:p>
+      <w:pPr>
+        <w:spacing w:line="276" w:lineRule="auto" w:after="60" w:before="0"/>
         <w:ind w:firstLine="720"/>
         <w:jc w:val="both"/>
       </w:pPr>
       <w:r>
         <w:rPr>
-          <w:rFonts w:ascii="Times New Roman" w:hAnsi="Times New Roman" w:eastAsia="Times New Roman"/>
+          <w:rFonts w:ascii="Times New Roman" w:hAnsi="Times New Roman" w:cs="Times New Roman" w:eastAsia="Times New Roman"/>
           <w:b/>
           <w:i w:val="0"/>
           <w:sz w:val="26"/>
         </w:rPr>
-        <w:t>2. Phát triển năng lực</w:t>
-      </w:r>
-    </w:p>
-    <w:p>
-      <w:pPr>
-        <w:spacing w:line="319" w:lineRule="auto" w:after="60" w:before="0"/>
-        <w:ind w:firstLine="709"/>
-        <w:jc w:val="both"/>
-      </w:pPr>
-      <w:r>
-        <w:rPr>
-          <w:rFonts w:ascii="Times New Roman" w:hAnsi="Times New Roman" w:eastAsia="Times New Roman"/>
+        <w:t>2. Học sinh:</w:t>
+      </w:r>
+    </w:p>
+    <w:p>
+      <w:pPr>
+        <w:spacing w:line="276" w:lineRule="auto" w:after="60" w:before="0"/>
+        <w:ind w:firstLine="0" w:left="850"/>
+        <w:jc w:val="both"/>
+      </w:pPr>
+      <w:r>
+        <w:rPr>
+          <w:rFonts w:ascii="Times New Roman" w:hAnsi="Times New Roman" w:cs="Times New Roman" w:eastAsia="Times New Roman"/>
+          <w:b w:val="0"/>
+          <w:i w:val="0"/>
+          <w:sz w:val="26"/>
+        </w:rPr>
+        <w:t>- Bộ Kit Robotics OLLO Excel 1 theo nhóm, tài liệu hướng dẫn học tập.</w:t>
+      </w:r>
+    </w:p>
+    <w:p>
+      <w:pPr>
+        <w:spacing w:line="276" w:lineRule="auto" w:after="60" w:before="0"/>
+        <w:ind w:firstLine="0"/>
+        <w:jc w:val="both"/>
+      </w:pPr>
+      <w:r>
+        <w:rPr>
+          <w:rFonts w:ascii="Times New Roman" w:hAnsi="Times New Roman" w:cs="Times New Roman" w:eastAsia="Times New Roman"/>
           <w:b/>
           <w:i w:val="0"/>
           <w:sz w:val="26"/>
         </w:rPr>
-        <w:t>2.1. Năng lực đặc thù (Robotics):</w:t>
-      </w:r>
-    </w:p>
-    <w:p>
-      <w:pPr>
-        <w:spacing w:line="319" w:lineRule="auto" w:after="60" w:before="0"/>
-        <w:ind w:firstLine="0" w:left="850"/>
-        <w:jc w:val="both"/>
-      </w:pPr>
-      <w:r>
-        <w:rPr>
-          <w:rFonts w:ascii="Times New Roman" w:hAnsi="Times New Roman" w:eastAsia="Times New Roman"/>
+        <w:t>III. CÁC HOẠT ĐỘNG DẠY HỌC CHỦ YẾU:</w:t>
+      </w:r>
+    </w:p>
+    <w:p>
+      <w:pPr>
+        <w:spacing w:line="276" w:lineRule="auto" w:after="60" w:before="0"/>
+        <w:ind w:firstLine="720"/>
+        <w:jc w:val="both"/>
+      </w:pPr>
+      <w:r>
+        <w:rPr>
+          <w:rFonts w:ascii="Times New Roman" w:hAnsi="Times New Roman" w:cs="Times New Roman" w:eastAsia="Times New Roman"/>
+          <w:b/>
+          <w:i w:val="0"/>
+          <w:sz w:val="26"/>
+        </w:rPr>
+        <w:t>1. Hoạt động 1. Khởi động (5-7 phút)</w:t>
+      </w:r>
+    </w:p>
+    <w:p>
+      <w:pPr>
+        <w:spacing w:line="276" w:lineRule="auto" w:after="60" w:before="0"/>
+        <w:ind w:firstLine="720"/>
+        <w:jc w:val="both"/>
+      </w:pPr>
+      <w:r>
+        <w:rPr>
+          <w:rFonts w:ascii="Times New Roman" w:hAnsi="Times New Roman" w:cs="Times New Roman" w:eastAsia="Times New Roman"/>
+          <w:b/>
+          <w:i w:val="0"/>
+          <w:sz w:val="26"/>
+        </w:rPr>
+        <w:t xml:space="preserve">a) Mục tiêu: </w:t>
+      </w:r>
+      <w:r>
+        <w:rPr>
+          <w:rFonts w:ascii="Times New Roman" w:hAnsi="Times New Roman" w:cs="Times New Roman" w:eastAsia="Times New Roman"/>
           <w:b w:val="0"/>
-          <w:i w:val="0"/>
-          <w:sz w:val="26"/>
-        </w:rPr>
-        <w:t>- NL3 (Thiết kế kĩ thuật): Lắp ráp, phối hợp các cơ cấu truyền động và sáng tạo cải tiến mô hình robot Bài 20. Robot phân loại sản phẩm thực hiện nhiệm vụ đặt ra. (Đạt được thông qua Hoạt động 3, Hoạt động 4)</w:t>
-      </w:r>
-    </w:p>
-    <w:p>
-      <w:pPr>
-        <w:spacing w:line="319" w:lineRule="auto" w:after="60" w:before="0"/>
-        <w:ind w:firstLine="0" w:left="850"/>
-        <w:jc w:val="both"/>
-      </w:pPr>
-      <w:r>
-        <w:rPr>
-          <w:rFonts w:ascii="Times New Roman" w:hAnsi="Times New Roman" w:eastAsia="Times New Roman"/>
+          <w:i/>
+          <w:sz w:val="26"/>
+        </w:rPr>
+        <w:t>Tạo hứng thú và kết nối vào bài học Bài 20. Robot phân loại sản phẩm.</w:t>
+      </w:r>
+    </w:p>
+    <w:p>
+      <w:pPr>
+        <w:spacing w:line="276" w:lineRule="auto" w:after="60" w:before="0"/>
+        <w:ind w:firstLine="720"/>
+        <w:jc w:val="both"/>
+      </w:pPr>
+      <w:r>
+        <w:rPr>
+          <w:rFonts w:ascii="Times New Roman" w:hAnsi="Times New Roman" w:cs="Times New Roman" w:eastAsia="Times New Roman"/>
+          <w:b/>
+          <w:i w:val="0"/>
+          <w:sz w:val="26"/>
+        </w:rPr>
+        <w:t xml:space="preserve">b) Nội dung: </w:t>
+      </w:r>
+      <w:r>
+        <w:rPr>
+          <w:rFonts w:ascii="Times New Roman" w:hAnsi="Times New Roman" w:cs="Times New Roman" w:eastAsia="Times New Roman"/>
           <w:b w:val="0"/>
-          <w:i w:val="0"/>
-          <w:sz w:val="26"/>
-        </w:rPr>
-        <w:t>- NL2 (Sử dụng công nghệ): Sử dụng thành thạo các module, khớp nối và linh kiện bộ kit OLLO Excel 1 theo đúng tiêu chuẩn an toàn. (Đạt được thông qua Hoạt động 2, Hoạt động 3)</w:t>
-      </w:r>
-    </w:p>
-    <w:p>
-      <w:pPr>
-        <w:spacing w:line="319" w:lineRule="auto" w:after="60" w:before="0"/>
-        <w:ind w:firstLine="709"/>
-        <w:jc w:val="both"/>
-      </w:pPr>
-      <w:r>
-        <w:rPr>
-          <w:rFonts w:ascii="Times New Roman" w:hAnsi="Times New Roman" w:eastAsia="Times New Roman"/>
+          <w:i/>
+          <w:sz w:val="26"/>
+        </w:rPr>
+        <w:t>Quan sát hình ảnh/video thực tế và thảo luận.</w:t>
+      </w:r>
+    </w:p>
+    <w:p>
+      <w:pPr>
+        <w:spacing w:line="276" w:lineRule="auto" w:after="60" w:before="0"/>
+        <w:ind w:firstLine="720"/>
+        <w:jc w:val="both"/>
+      </w:pPr>
+      <w:r>
+        <w:rPr>
+          <w:rFonts w:ascii="Times New Roman" w:hAnsi="Times New Roman" w:cs="Times New Roman" w:eastAsia="Times New Roman"/>
           <w:b/>
           <w:i w:val="0"/>
           <w:sz w:val="26"/>
         </w:rPr>
-        <w:t>2.2. Năng lực số (Thông tư 02/2025 – CV 3456):</w:t>
-      </w:r>
-    </w:p>
-    <w:p>
-      <w:pPr>
-        <w:spacing w:line="319" w:lineRule="auto" w:after="60" w:before="0"/>
-        <w:ind w:firstLine="0" w:left="850"/>
-        <w:jc w:val="both"/>
-      </w:pPr>
-      <w:r>
-        <w:rPr>
-          <w:rFonts w:ascii="Times New Roman" w:hAnsi="Times New Roman" w:eastAsia="Times New Roman"/>
+        <w:t xml:space="preserve">c) Sản phẩm: </w:t>
+      </w:r>
+      <w:r>
+        <w:rPr>
+          <w:rFonts w:ascii="Times New Roman" w:hAnsi="Times New Roman" w:cs="Times New Roman" w:eastAsia="Times New Roman"/>
           <w:b w:val="0"/>
-          <w:i w:val="0"/>
-          <w:sz w:val="26"/>
-        </w:rPr>
-        <w:t>- Miền V. Giải quyết vấn đề (thành tố 5.3. Sử dụng sáng tạo công nghệ số – Bậc 2): Sử dụng công cụ số để giải quyết vấn đề đơn giản trong bài học. (Đạt được thông qua Hoạt động 2, Hoạt động 3)</w:t>
-      </w:r>
-    </w:p>
-    <w:p>
-      <w:pPr>
-        <w:spacing w:line="319" w:lineRule="auto" w:after="60" w:before="0"/>
-        <w:ind w:firstLine="709"/>
-        <w:jc w:val="both"/>
-      </w:pPr>
-      <w:r>
-        <w:rPr>
-          <w:rFonts w:ascii="Times New Roman" w:hAnsi="Times New Roman" w:eastAsia="Times New Roman"/>
+          <w:i/>
+          <w:sz w:val="26"/>
+        </w:rPr>
+        <w:t>Câu trả lời của HS về chủ đề bài học.</w:t>
+      </w:r>
+    </w:p>
+    <w:p>
+      <w:pPr>
+        <w:spacing w:line="276" w:lineRule="auto" w:after="60" w:before="0"/>
+        <w:ind w:firstLine="720"/>
+        <w:jc w:val="both"/>
+      </w:pPr>
+      <w:r>
+        <w:rPr>
+          <w:rFonts w:ascii="Times New Roman" w:hAnsi="Times New Roman" w:cs="Times New Roman" w:eastAsia="Times New Roman"/>
           <w:b/>
           <w:i w:val="0"/>
           <w:sz w:val="26"/>
         </w:rPr>
-        <w:t>2.3. Năng lực chung:</w:t>
-      </w:r>
-    </w:p>
-    <w:p>
-      <w:pPr>
-        <w:spacing w:line="319" w:lineRule="auto" w:after="60" w:before="0"/>
-        <w:ind w:firstLine="0" w:left="850"/>
-        <w:jc w:val="both"/>
-      </w:pPr>
-      <w:r>
-        <w:rPr>
-          <w:rFonts w:ascii="Times New Roman" w:hAnsi="Times New Roman" w:eastAsia="Times New Roman"/>
-          <w:b w:val="0"/>
-          <w:i w:val="0"/>
-          <w:sz w:val="26"/>
-        </w:rPr>
-        <w:t>- Tự chủ và tự học: Chủ động quan sát hướng dẫn và tự thực hiện nhiệm vụ. (Đạt được thông qua Hoạt động 2)</w:t>
-      </w:r>
-    </w:p>
-    <w:p>
-      <w:pPr>
-        <w:spacing w:line="319" w:lineRule="auto" w:after="60" w:before="0"/>
-        <w:ind w:firstLine="0" w:left="850"/>
-        <w:jc w:val="both"/>
-      </w:pPr>
-      <w:r>
-        <w:rPr>
-          <w:rFonts w:ascii="Times New Roman" w:hAnsi="Times New Roman" w:eastAsia="Times New Roman"/>
-          <w:b w:val="0"/>
-          <w:i w:val="0"/>
-          <w:sz w:val="26"/>
-        </w:rPr>
-        <w:t>- Giao tiếp và hợp tác: Thảo luận nhóm, chia sẻ và hỗ trợ bạn trong giờ thực hành. (Đạt được thông qua Hoạt động 3)</w:t>
-      </w:r>
-    </w:p>
-    <w:p>
-      <w:pPr>
-        <w:spacing w:line="360" w:lineRule="auto" w:after="60" w:before="0"/>
-        <w:ind w:firstLine="0"/>
-        <w:jc w:val="both"/>
-      </w:pPr>
-      <w:r>
-        <w:rPr>
-          <w:rFonts w:ascii="Times New Roman" w:hAnsi="Times New Roman" w:eastAsia="Times New Roman"/>
-          <w:b/>
-          <w:i w:val="0"/>
-          <w:sz w:val="26"/>
-        </w:rPr>
-        <w:t>II. ĐỒ DÙNG DẠY HỌC :</w:t>
-      </w:r>
-    </w:p>
-    <w:p>
-      <w:pPr>
-        <w:spacing w:line="360" w:lineRule="auto" w:after="60" w:before="0"/>
-        <w:ind w:firstLine="720"/>
-        <w:jc w:val="both"/>
-      </w:pPr>
-      <w:r>
-        <w:rPr>
-          <w:rFonts w:ascii="Times New Roman" w:hAnsi="Times New Roman" w:eastAsia="Times New Roman"/>
-          <w:b w:val="0"/>
-          <w:i w:val="0"/>
-          <w:sz w:val="26"/>
-        </w:rPr>
-        <w:t>1. Giáo viên: Bộ Kit Robotics OLLO Excel 1 mẫu, máy chiếu, slide hướng dẫn lắp ráp Bài 20. Robot phân loại sản phẩm, phiếu hướng dẫn thực hành.</w:t>
-      </w:r>
-    </w:p>
-    <w:p>
-      <w:pPr>
-        <w:spacing w:line="360" w:lineRule="auto" w:after="60" w:before="0"/>
-        <w:ind w:firstLine="720"/>
-        <w:jc w:val="both"/>
-      </w:pPr>
-      <w:r>
-        <w:rPr>
-          <w:rFonts w:ascii="Times New Roman" w:hAnsi="Times New Roman" w:eastAsia="Times New Roman"/>
-          <w:b w:val="0"/>
-          <w:i w:val="0"/>
-          <w:sz w:val="26"/>
-        </w:rPr>
-        <w:t>2. Học sinh: Bộ Kit Robotics OLLO Excel 1 theo nhóm, dụng cụ tháo chốt, vở ghi.</w:t>
-      </w:r>
-    </w:p>
-    <w:p>
-      <w:pPr>
-        <w:spacing w:line="360" w:lineRule="auto" w:after="60" w:before="0"/>
-        <w:ind w:firstLine="0"/>
-        <w:jc w:val="both"/>
-      </w:pPr>
-      <w:r>
-        <w:rPr>
-          <w:rFonts w:ascii="Times New Roman" w:hAnsi="Times New Roman" w:eastAsia="Times New Roman"/>
-          <w:b/>
-          <w:i w:val="0"/>
-          <w:sz w:val="26"/>
-        </w:rPr>
-        <w:t>III. PHƯƠNG PHÁP, KĨ THUẬT DẠY HỌC</w:t>
-      </w:r>
-    </w:p>
-    <w:p>
-      <w:pPr>
-        <w:spacing w:line="360" w:lineRule="auto" w:after="60" w:before="0"/>
-        <w:ind w:firstLine="720"/>
-        <w:jc w:val="both"/>
-      </w:pPr>
-      <w:r>
-        <w:rPr>
-          <w:rFonts w:ascii="Times New Roman" w:hAnsi="Times New Roman" w:eastAsia="Times New Roman"/>
-          <w:b w:val="0"/>
-          <w:i w:val="0"/>
-          <w:sz w:val="26"/>
-        </w:rPr>
-        <w:t>- Các phương pháp: Vấn đáp, thực hành, hoạt động nhóm, giải quyết vấn đề.</w:t>
-      </w:r>
-    </w:p>
-    <w:p>
-      <w:pPr>
-        <w:spacing w:line="360" w:lineRule="auto" w:after="60" w:before="0"/>
-        <w:ind w:firstLine="720"/>
-        <w:jc w:val="both"/>
-      </w:pPr>
-      <w:r>
-        <w:rPr>
-          <w:rFonts w:ascii="Times New Roman" w:hAnsi="Times New Roman" w:eastAsia="Times New Roman"/>
-          <w:b w:val="0"/>
-          <w:i w:val="0"/>
-          <w:sz w:val="26"/>
-        </w:rPr>
-        <w:t>- Kĩ thuật: Đặt câu hỏi, trình bày 1 phút, động não, chia sẻ nhóm đôi.</w:t>
-      </w:r>
-    </w:p>
-    <w:p>
-      <w:pPr>
-        <w:spacing w:line="360" w:lineRule="auto" w:after="60" w:before="0"/>
-        <w:ind w:firstLine="0"/>
-        <w:jc w:val="both"/>
-      </w:pPr>
-      <w:r>
-        <w:rPr>
-          <w:rFonts w:ascii="Times New Roman" w:hAnsi="Times New Roman" w:eastAsia="Times New Roman"/>
-          <w:b/>
-          <w:i w:val="0"/>
-          <w:sz w:val="26"/>
-        </w:rPr>
-        <w:t>IV. CÁC HOẠT ĐỘNG DẠY - HỌC CHỦ YẾU:</w:t>
+        <w:t>d) Tổ chức thực hiện:</w:t>
       </w:r>
     </w:p>
     <w:tbl>
       <w:tblPr>
         <w:tblW w:type="auto" w:w="0"/>
         <w:tblLook w:firstColumn="1" w:firstRow="1" w:lastColumn="0" w:lastRow="0" w:noHBand="0" w:noVBand="1" w:val="04A0"/>
-        <w:jc w:val="center"/>
         <w:tblBorders>
           <w:top w:val="single" w:sz="4" w:space="0" w:color="000000"/>
           <w:left w:val="single" w:sz="4" w:space="0" w:color="000000"/>
@@ -612,13 +750,13 @@
         </w:tblBorders>
       </w:tblPr>
       <w:tblGrid>
-        <w:gridCol w:w="4537"/>
-        <w:gridCol w:w="4537"/>
+        <w:gridCol w:w="4796"/>
+        <w:gridCol w:w="4796"/>
       </w:tblGrid>
       <w:tr>
         <w:tc>
           <w:tcPr>
-            <w:tcW w:type="dxa" w:w="4537"/>
+            <w:tcW w:type="dxa" w:w="5102"/>
             <w:tcMar>
               <w:top w:w="80" w:type="dxa"/>
               <w:bottom w:w="80" w:type="dxa"/>
@@ -628,13 +766,13 @@
           </w:tcPr>
           <w:p>
             <w:pPr>
-              <w:spacing w:line="360" w:lineRule="auto" w:after="40"/>
+              <w:spacing w:line="276" w:lineRule="auto" w:after="40"/>
               <w:jc w:val="center"/>
             </w:pPr>
             <w:r/>
             <w:r>
               <w:rPr>
-                <w:rFonts w:ascii="Times New Roman" w:hAnsi="Times New Roman" w:eastAsia="Times New Roman"/>
+                <w:rFonts w:ascii="Times New Roman" w:hAnsi="Times New Roman" w:cs="Times New Roman" w:eastAsia="Times New Roman"/>
                 <w:b/>
                 <w:i w:val="0"/>
                 <w:sz w:val="26"/>
@@ -645,7 +783,7 @@
         </w:tc>
         <w:tc>
           <w:tcPr>
-            <w:tcW w:type="dxa" w:w="4537"/>
+            <w:tcW w:type="dxa" w:w="3969"/>
             <w:tcMar>
               <w:top w:w="80" w:type="dxa"/>
               <w:bottom w:w="80" w:type="dxa"/>
@@ -655,13 +793,13 @@
           </w:tcPr>
           <w:p>
             <w:pPr>
-              <w:spacing w:line="360" w:lineRule="auto" w:after="40"/>
+              <w:spacing w:line="276" w:lineRule="auto" w:after="40"/>
               <w:jc w:val="center"/>
             </w:pPr>
             <w:r/>
             <w:r>
               <w:rPr>
-                <w:rFonts w:ascii="Times New Roman" w:hAnsi="Times New Roman" w:eastAsia="Times New Roman"/>
+                <w:rFonts w:ascii="Times New Roman" w:hAnsi="Times New Roman" w:cs="Times New Roman" w:eastAsia="Times New Roman"/>
                 <w:b/>
                 <w:i w:val="0"/>
                 <w:sz w:val="26"/>
@@ -674,8 +812,7 @@
       <w:tr>
         <w:tc>
           <w:tcPr>
-            <w:tcW w:type="dxa" w:w="4537"/>
-            <w:gridSpan w:val="2"/>
+            <w:tcW w:type="dxa" w:w="4796"/>
             <w:tcMar>
               <w:top w:w="80" w:type="dxa"/>
               <w:bottom w:w="80" w:type="dxa"/>
@@ -685,41 +822,69 @@
           </w:tcPr>
           <w:p>
             <w:pPr>
-              <w:spacing w:line="360" w:lineRule="auto" w:after="40"/>
+              <w:spacing w:line="276" w:lineRule="auto" w:after="40"/>
               <w:jc w:val="left"/>
             </w:pPr>
             <w:r/>
             <w:r>
               <w:rPr>
-                <w:rFonts w:ascii="Times New Roman" w:hAnsi="Times New Roman" w:eastAsia="Times New Roman"/>
-                <w:b/>
-                <w:i w:val="0"/>
-                <w:sz w:val="26"/>
-              </w:rPr>
-              <w:t>1. Hoạt động MỞ ĐẦU (5 phút)</w:t>
-            </w:r>
-          </w:p>
-          <w:p>
-            <w:pPr>
-              <w:spacing w:line="360" w:lineRule="auto" w:after="40"/>
+                <w:rFonts w:ascii="Times New Roman" w:hAnsi="Times New Roman" w:cs="Times New Roman" w:eastAsia="Times New Roman"/>
+                <w:b w:val="0"/>
+                <w:i w:val="0"/>
+                <w:sz w:val="26"/>
+              </w:rPr>
+              <w:t>- GV trình chiếu clip/hình ảnh thực tế sinh động liên quan đến chủ đề.</w:t>
+            </w:r>
+          </w:p>
+          <w:p>
+            <w:pPr>
+              <w:spacing w:line="276" w:lineRule="auto" w:after="40"/>
               <w:jc w:val="left"/>
             </w:pPr>
             <w:r>
               <w:rPr>
-                <w:rFonts w:ascii="Times New Roman" w:hAnsi="Times New Roman" w:eastAsia="Times New Roman"/>
-                <w:b/>
-                <w:i w:val="0"/>
-                <w:sz w:val="26"/>
-              </w:rPr>
-              <w:t>*Mục tiêu: Kích hoạt hứng thú, tạo tình huống kết nối vào bài học Bài 20. Robot phân loại sản phẩm.</w:t>
+                <w:rFonts w:ascii="Times New Roman" w:hAnsi="Times New Roman" w:cs="Times New Roman" w:eastAsia="Times New Roman"/>
+                <w:b w:val="0"/>
+                <w:i w:val="0"/>
+                <w:sz w:val="26"/>
+              </w:rPr>
+              <w:t>- Đặt câu hỏi dẫn dắt: "Em có biết bạn robot này giúp ích gì cho con người không?"</w:t>
+            </w:r>
+          </w:p>
+          <w:p>
+            <w:pPr>
+              <w:spacing w:line="276" w:lineRule="auto" w:after="40"/>
+              <w:jc w:val="left"/>
+            </w:pPr>
+            <w:r>
+              <w:rPr>
+                <w:rFonts w:ascii="Times New Roman" w:hAnsi="Times New Roman" w:cs="Times New Roman" w:eastAsia="Times New Roman"/>
+                <w:b w:val="0"/>
+                <w:i w:val="0"/>
+                <w:sz w:val="26"/>
+              </w:rPr>
+              <w:t>- HS chú ý quan sát, thảo luận cặp đôi và xung phong trả lời.</w:t>
+            </w:r>
+          </w:p>
+          <w:p>
+            <w:pPr>
+              <w:spacing w:line="276" w:lineRule="auto" w:after="40"/>
+              <w:jc w:val="left"/>
+            </w:pPr>
+            <w:r>
+              <w:rPr>
+                <w:rFonts w:ascii="Times New Roman" w:hAnsi="Times New Roman" w:cs="Times New Roman" w:eastAsia="Times New Roman"/>
+                <w:b w:val="0"/>
+                <w:i w:val="0"/>
+                <w:sz w:val="26"/>
+              </w:rPr>
+              <w:t>- GV nhận xét, tuyên dương và dẫn dắt vào bài mới.</w:t>
             </w:r>
           </w:p>
         </w:tc>
-      </w:tr>
-      <w:tr>
         <w:tc>
           <w:tcPr>
-            <w:tcW w:type="dxa" w:w="4537"/>
+            <w:tcW w:type="dxa" w:w="4796"/>
             <w:tcMar>
               <w:top w:w="80" w:type="dxa"/>
               <w:bottom w:w="80" w:type="dxa"/>
@@ -729,99 +894,172 @@
           </w:tcPr>
           <w:p>
             <w:pPr>
-              <w:spacing w:line="360" w:lineRule="auto" w:after="40"/>
+              <w:spacing w:line="276" w:lineRule="auto" w:after="40"/>
               <w:jc w:val="left"/>
             </w:pPr>
             <w:r/>
             <w:r>
               <w:rPr>
-                <w:rFonts w:ascii="Times New Roman" w:hAnsi="Times New Roman" w:eastAsia="Times New Roman"/>
-                <w:b w:val="0"/>
-                <w:i w:val="0"/>
-                <w:sz w:val="26"/>
-              </w:rPr>
-              <w:t>GV: Chiếu video/hình ảnh liên quan đến Bài 20. Robot phân loại sản phẩm. Đặt câu hỏi gợi mở.</w:t>
-            </w:r>
-          </w:p>
-          <w:p>
-            <w:pPr>
-              <w:spacing w:line="360" w:lineRule="auto" w:after="40"/>
+                <w:rFonts w:ascii="Times New Roman" w:hAnsi="Times New Roman" w:cs="Times New Roman" w:eastAsia="Times New Roman"/>
+                <w:b w:val="0"/>
+                <w:i w:val="0"/>
+                <w:sz w:val="26"/>
+              </w:rPr>
+              <w:t>HS hào hứng, tập trung vào bài học.</w:t>
+            </w:r>
+          </w:p>
+          <w:p>
+            <w:pPr>
+              <w:spacing w:line="276" w:lineRule="auto" w:after="40"/>
               <w:jc w:val="left"/>
             </w:pPr>
             <w:r>
               <w:rPr>
-                <w:rFonts w:ascii="Times New Roman" w:hAnsi="Times New Roman" w:eastAsia="Times New Roman"/>
-                <w:b w:val="0"/>
-                <w:i w:val="0"/>
-                <w:sz w:val="26"/>
-              </w:rPr>
-              <w:t>- Mời 2-3 HS trả lời.</w:t>
-            </w:r>
-          </w:p>
-          <w:p>
-            <w:pPr>
-              <w:spacing w:line="360" w:lineRule="auto" w:after="40"/>
-              <w:jc w:val="left"/>
-            </w:pPr>
-            <w:r>
-              <w:rPr>
-                <w:rFonts w:ascii="Times New Roman" w:hAnsi="Times New Roman" w:eastAsia="Times New Roman"/>
-                <w:b w:val="0"/>
-                <w:i w:val="0"/>
-                <w:sz w:val="26"/>
-              </w:rPr>
-              <w:t>- Chốt kiến thức, dẫn dắt vào bài.</w:t>
-            </w:r>
-          </w:p>
-          <w:p>
-            <w:pPr>
-              <w:spacing w:line="360" w:lineRule="auto" w:after="40"/>
-              <w:jc w:val="left"/>
-            </w:pPr>
-            <w:r>
-              <w:rPr>
-                <w:rFonts w:ascii="Times New Roman" w:hAnsi="Times New Roman" w:eastAsia="Times New Roman"/>
-                <w:b w:val="0"/>
-                <w:i w:val="0"/>
-                <w:sz w:val="26"/>
-              </w:rPr>
-              <w:t>HS: Quan sát màn chiếu, suy nghĩ.</w:t>
-            </w:r>
-          </w:p>
-          <w:p>
-            <w:pPr>
-              <w:spacing w:line="360" w:lineRule="auto" w:after="40"/>
-              <w:jc w:val="left"/>
-            </w:pPr>
-            <w:r>
-              <w:rPr>
-                <w:rFonts w:ascii="Times New Roman" w:hAnsi="Times New Roman" w:eastAsia="Times New Roman"/>
-                <w:b w:val="0"/>
-                <w:i w:val="0"/>
-                <w:sz w:val="26"/>
-              </w:rPr>
-              <w:t>- Thảo luận nhanh nhóm đôi.</w:t>
-            </w:r>
-          </w:p>
-          <w:p>
-            <w:pPr>
-              <w:spacing w:line="360" w:lineRule="auto" w:after="40"/>
-              <w:jc w:val="left"/>
-            </w:pPr>
-            <w:r>
-              <w:rPr>
-                <w:rFonts w:ascii="Times New Roman" w:hAnsi="Times New Roman" w:eastAsia="Times New Roman"/>
-                <w:b w:val="0"/>
-                <w:i w:val="0"/>
-                <w:sz w:val="26"/>
-              </w:rPr>
-              <w:t>- Hăng hái giơ tay trả lời.</w:t>
+                <w:rFonts w:ascii="Times New Roman" w:hAnsi="Times New Roman" w:cs="Times New Roman" w:eastAsia="Times New Roman"/>
+                <w:b w:val="0"/>
+                <w:i w:val="0"/>
+                <w:sz w:val="26"/>
+              </w:rPr>
+              <w:t>Nhận diện được chủ đề bài học.</w:t>
             </w:r>
           </w:p>
         </w:tc>
+      </w:tr>
+    </w:tbl>
+    <w:p>
+      <w:pPr>
+        <w:spacing w:line="276" w:lineRule="auto" w:after="60" w:before="0"/>
+        <w:jc w:val="both"/>
+      </w:pPr>
+    </w:p>
+    <w:p>
+      <w:pPr>
+        <w:spacing w:line="276" w:lineRule="auto" w:after="60" w:before="0"/>
+        <w:ind w:firstLine="720"/>
+        <w:jc w:val="both"/>
+      </w:pPr>
+      <w:r>
+        <w:rPr>
+          <w:rFonts w:ascii="Times New Roman" w:hAnsi="Times New Roman" w:cs="Times New Roman" w:eastAsia="Times New Roman"/>
+          <w:b/>
+          <w:i w:val="0"/>
+          <w:sz w:val="26"/>
+        </w:rPr>
+        <w:t>2. Hoạt động 2. Khám phá (12-15 phút)</w:t>
+      </w:r>
+    </w:p>
+    <w:p>
+      <w:pPr>
+        <w:spacing w:line="276" w:lineRule="auto" w:after="60" w:before="0"/>
+        <w:ind w:firstLine="720"/>
+        <w:jc w:val="both"/>
+      </w:pPr>
+      <w:r>
+        <w:rPr>
+          <w:rFonts w:ascii="Times New Roman" w:hAnsi="Times New Roman" w:cs="Times New Roman" w:eastAsia="Times New Roman"/>
+          <w:b/>
+          <w:i w:val="0"/>
+          <w:sz w:val="26"/>
+        </w:rPr>
+        <w:t xml:space="preserve">a) Mục tiêu: </w:t>
+      </w:r>
+      <w:r>
+        <w:rPr>
+          <w:rFonts w:ascii="Times New Roman" w:hAnsi="Times New Roman" w:cs="Times New Roman" w:eastAsia="Times New Roman"/>
+          <w:b w:val="0"/>
+          <w:i/>
+          <w:sz w:val="26"/>
+        </w:rPr>
+        <w:t>Tìm hiểu cấu tạo và danh mục linh kiện cần dùng cho Bài 20. Robot phân loại sản phẩm.</w:t>
+      </w:r>
+    </w:p>
+    <w:p>
+      <w:pPr>
+        <w:spacing w:line="276" w:lineRule="auto" w:after="60" w:before="0"/>
+        <w:ind w:firstLine="720"/>
+        <w:jc w:val="both"/>
+      </w:pPr>
+      <w:r>
+        <w:rPr>
+          <w:rFonts w:ascii="Times New Roman" w:hAnsi="Times New Roman" w:cs="Times New Roman" w:eastAsia="Times New Roman"/>
+          <w:b/>
+          <w:i w:val="0"/>
+          <w:sz w:val="26"/>
+        </w:rPr>
+        <w:t xml:space="preserve">b) Nội dung: </w:t>
+      </w:r>
+      <w:r>
+        <w:rPr>
+          <w:rFonts w:ascii="Times New Roman" w:hAnsi="Times New Roman" w:cs="Times New Roman" w:eastAsia="Times New Roman"/>
+          <w:b w:val="0"/>
+          <w:i/>
+          <w:sz w:val="26"/>
+        </w:rPr>
+        <w:t>Tìm hiểu các chi tiết khung, chốt nối, động cơ và bánh xe.</w:t>
+      </w:r>
+    </w:p>
+    <w:p>
+      <w:pPr>
+        <w:spacing w:line="276" w:lineRule="auto" w:after="60" w:before="0"/>
+        <w:ind w:firstLine="720"/>
+        <w:jc w:val="both"/>
+      </w:pPr>
+      <w:r>
+        <w:rPr>
+          <w:rFonts w:ascii="Times New Roman" w:hAnsi="Times New Roman" w:cs="Times New Roman" w:eastAsia="Times New Roman"/>
+          <w:b/>
+          <w:i w:val="0"/>
+          <w:sz w:val="26"/>
+        </w:rPr>
+        <w:t xml:space="preserve">c) Sản phẩm: </w:t>
+      </w:r>
+      <w:r>
+        <w:rPr>
+          <w:rFonts w:ascii="Times New Roman" w:hAnsi="Times New Roman" w:cs="Times New Roman" w:eastAsia="Times New Roman"/>
+          <w:b w:val="0"/>
+          <w:i/>
+          <w:sz w:val="26"/>
+        </w:rPr>
+        <w:t>Khay linh kiện đầy đủ, sắp xếp ngăn nắp theo hướng dẫn.</w:t>
+      </w:r>
+    </w:p>
+    <w:p>
+      <w:pPr>
+        <w:spacing w:line="276" w:lineRule="auto" w:after="60" w:before="0"/>
+        <w:ind w:firstLine="720"/>
+        <w:jc w:val="both"/>
+      </w:pPr>
+      <w:r>
+        <w:rPr>
+          <w:rFonts w:ascii="Times New Roman" w:hAnsi="Times New Roman" w:cs="Times New Roman" w:eastAsia="Times New Roman"/>
+          <w:b/>
+          <w:i w:val="0"/>
+          <w:sz w:val="26"/>
+        </w:rPr>
+        <w:t>d) Tổ chức thực hiện:</w:t>
+      </w:r>
+    </w:p>
+    <w:tbl>
+      <w:tblPr>
+        <w:tblW w:type="auto" w:w="0"/>
+        <w:tblLook w:firstColumn="1" w:firstRow="1" w:lastColumn="0" w:lastRow="0" w:noHBand="0" w:noVBand="1" w:val="04A0"/>
+        <w:tblBorders>
+          <w:top w:val="single" w:sz="4" w:space="0" w:color="000000"/>
+          <w:left w:val="single" w:sz="4" w:space="0" w:color="000000"/>
+          <w:bottom w:val="single" w:sz="4" w:space="0" w:color="000000"/>
+          <w:right w:val="single" w:sz="4" w:space="0" w:color="000000"/>
+          <w:insideH w:val="single" w:sz="4" w:space="0" w:color="000000"/>
+          <w:insideV w:val="single" w:sz="4" w:space="0" w:color="000000"/>
+        </w:tblBorders>
+      </w:tblPr>
+      <w:tblGrid>
+        <w:gridCol w:w="4796"/>
+        <w:gridCol w:w="4796"/>
+      </w:tblGrid>
+      <w:tr>
         <w:tc>
           <w:tcPr>
-            <w:tcW w:type="dxa" w:w="4537"/>
+            <w:tcW w:type="dxa" w:w="5102"/>
             <w:tcMar>
               <w:top w:w="80" w:type="dxa"/>
               <w:bottom w:w="80" w:type="dxa"/>
@@ -831,42 +1069,24 @@
           </w:tcPr>
           <w:p>
             <w:pPr>
-              <w:spacing w:line="360" w:lineRule="auto" w:after="40"/>
-              <w:jc w:val="left"/>
+              <w:spacing w:line="276" w:lineRule="auto" w:after="40"/>
+              <w:jc w:val="center"/>
             </w:pPr>
             <w:r/>
             <w:r>
               <w:rPr>
-                <w:rFonts w:ascii="Times New Roman" w:hAnsi="Times New Roman" w:eastAsia="Times New Roman"/>
-                <w:b w:val="0"/>
-                <w:i w:val="0"/>
-                <w:sz w:val="26"/>
-              </w:rPr>
-              <w:t>HS nhận diện được vấn đề kỹ thuật.</w:t>
-            </w:r>
-          </w:p>
-          <w:p>
-            <w:pPr>
-              <w:spacing w:line="360" w:lineRule="auto" w:after="40"/>
-              <w:jc w:val="left"/>
-            </w:pPr>
-            <w:r>
-              <w:rPr>
-                <w:rFonts w:ascii="Times New Roman" w:hAnsi="Times New Roman" w:eastAsia="Times New Roman"/>
-                <w:b w:val="0"/>
-                <w:i w:val="0"/>
-                <w:sz w:val="26"/>
-              </w:rPr>
-              <w:t>HS sẵn sàng bước vào hoạt động chính.</w:t>
+                <w:rFonts w:ascii="Times New Roman" w:hAnsi="Times New Roman" w:cs="Times New Roman" w:eastAsia="Times New Roman"/>
+                <w:b/>
+                <w:i w:val="0"/>
+                <w:sz w:val="26"/>
+              </w:rPr>
+              <w:t>HOẠT ĐỘNG CỦA GV – HS</w:t>
             </w:r>
           </w:p>
         </w:tc>
-      </w:tr>
-      <w:tr>
         <w:tc>
           <w:tcPr>
-            <w:tcW w:type="dxa" w:w="4537"/>
-            <w:gridSpan w:val="2"/>
+            <w:tcW w:type="dxa" w:w="3969"/>
             <w:tcMar>
               <w:top w:w="80" w:type="dxa"/>
               <w:bottom w:w="80" w:type="dxa"/>
@@ -876,33 +1096,18 @@
           </w:tcPr>
           <w:p>
             <w:pPr>
-              <w:spacing w:line="360" w:lineRule="auto" w:after="40"/>
-              <w:jc w:val="left"/>
+              <w:spacing w:line="276" w:lineRule="auto" w:after="40"/>
+              <w:jc w:val="center"/>
             </w:pPr>
             <w:r/>
             <w:r>
               <w:rPr>
-                <w:rFonts w:ascii="Times New Roman" w:hAnsi="Times New Roman" w:eastAsia="Times New Roman"/>
+                <w:rFonts w:ascii="Times New Roman" w:hAnsi="Times New Roman" w:cs="Times New Roman" w:eastAsia="Times New Roman"/>
                 <w:b/>
                 <w:i w:val="0"/>
                 <w:sz w:val="26"/>
               </w:rPr>
-              <w:t>2. HOẠT ĐỘNG HÌNH THÀNH KIẾN THỨC MỚI (15 phút)</w:t>
-            </w:r>
-          </w:p>
-          <w:p>
-            <w:pPr>
-              <w:spacing w:line="360" w:lineRule="auto" w:after="40"/>
-              <w:jc w:val="left"/>
-            </w:pPr>
-            <w:r>
-              <w:rPr>
-                <w:rFonts w:ascii="Times New Roman" w:hAnsi="Times New Roman" w:eastAsia="Times New Roman"/>
-                <w:b/>
-                <w:i w:val="0"/>
-                <w:sz w:val="26"/>
-              </w:rPr>
-              <w:t>*Mục tiêu: Tìm hiểu linh kiện và nguyên lý lắp ráp mô hình Bài 20. Robot phân loại sản phẩm.</w:t>
+              <w:t>KẾT QUẢ CẦN ĐẠT</w:t>
             </w:r>
           </w:p>
         </w:tc>
@@ -910,7 +1115,7 @@
       <w:tr>
         <w:tc>
           <w:tcPr>
-            <w:tcW w:type="dxa" w:w="4537"/>
+            <w:tcW w:type="dxa" w:w="4796"/>
             <w:tcMar>
               <w:top w:w="80" w:type="dxa"/>
               <w:bottom w:w="80" w:type="dxa"/>
@@ -920,99 +1125,69 @@
           </w:tcPr>
           <w:p>
             <w:pPr>
-              <w:spacing w:line="360" w:lineRule="auto" w:after="40"/>
+              <w:spacing w:line="276" w:lineRule="auto" w:after="40"/>
               <w:jc w:val="left"/>
             </w:pPr>
             <w:r/>
             <w:r>
               <w:rPr>
-                <w:rFonts w:ascii="Times New Roman" w:hAnsi="Times New Roman" w:eastAsia="Times New Roman"/>
-                <w:b w:val="0"/>
-                <w:i w:val="0"/>
-                <w:sz w:val="26"/>
-              </w:rPr>
-              <w:t>GV: Giới thiệu linh kiện, trình chiếu sơ đồ lắp ráp.</w:t>
-            </w:r>
-          </w:p>
-          <w:p>
-            <w:pPr>
-              <w:spacing w:line="360" w:lineRule="auto" w:after="40"/>
+                <w:rFonts w:ascii="Times New Roman" w:hAnsi="Times New Roman" w:cs="Times New Roman" w:eastAsia="Times New Roman"/>
+                <w:b w:val="0"/>
+                <w:i w:val="0"/>
+                <w:sz w:val="26"/>
+              </w:rPr>
+              <w:t>- GV phát phiếu hướng dẫn và giới thiệu từng loại linh kiện chính.</w:t>
+            </w:r>
+          </w:p>
+          <w:p>
+            <w:pPr>
+              <w:spacing w:line="276" w:lineRule="auto" w:after="40"/>
               <w:jc w:val="left"/>
             </w:pPr>
             <w:r>
               <w:rPr>
-                <w:rFonts w:ascii="Times New Roman" w:hAnsi="Times New Roman" w:eastAsia="Times New Roman"/>
-                <w:b w:val="0"/>
-                <w:i w:val="0"/>
-                <w:sz w:val="26"/>
-              </w:rPr>
-              <w:t>- Hướng dẫn cách nhặt đúng linh kiện.</w:t>
-            </w:r>
-          </w:p>
-          <w:p>
-            <w:pPr>
-              <w:spacing w:line="360" w:lineRule="auto" w:after="40"/>
+                <w:rFonts w:ascii="Times New Roman" w:hAnsi="Times New Roman" w:cs="Times New Roman" w:eastAsia="Times New Roman"/>
+                <w:b w:val="0"/>
+                <w:i w:val="0"/>
+                <w:sz w:val="26"/>
+              </w:rPr>
+              <w:t>- Hướng dẫn HS cách chọn đúng chốt nối và cách phân biệt các khớp xoay.</w:t>
+            </w:r>
+          </w:p>
+          <w:p>
+            <w:pPr>
+              <w:spacing w:line="276" w:lineRule="auto" w:after="40"/>
               <w:jc w:val="left"/>
             </w:pPr>
             <w:r>
               <w:rPr>
-                <w:rFonts w:ascii="Times New Roman" w:hAnsi="Times New Roman" w:eastAsia="Times New Roman"/>
-                <w:b w:val="0"/>
-                <w:i w:val="0"/>
-                <w:sz w:val="26"/>
-              </w:rPr>
-              <w:t>- Kiểm tra khay linh kiện từng nhóm.</w:t>
-            </w:r>
-          </w:p>
-          <w:p>
-            <w:pPr>
-              <w:spacing w:line="360" w:lineRule="auto" w:after="40"/>
+                <w:rFonts w:ascii="Times New Roman" w:hAnsi="Times New Roman" w:cs="Times New Roman" w:eastAsia="Times New Roman"/>
+                <w:b w:val="0"/>
+                <w:i w:val="0"/>
+                <w:sz w:val="26"/>
+              </w:rPr>
+              <w:t>- HS làm việc nhóm, chọn đúng các chi tiết cần thiết ra khay chứa.</w:t>
+            </w:r>
+          </w:p>
+          <w:p>
+            <w:pPr>
+              <w:spacing w:line="276" w:lineRule="auto" w:after="40"/>
               <w:jc w:val="left"/>
             </w:pPr>
             <w:r>
               <w:rPr>
-                <w:rFonts w:ascii="Times New Roman" w:hAnsi="Times New Roman" w:eastAsia="Times New Roman"/>
-                <w:b w:val="0"/>
-                <w:i w:val="0"/>
-                <w:sz w:val="26"/>
-              </w:rPr>
-              <w:t>HS: Theo dõi slide hướng dẫn.</w:t>
-            </w:r>
-          </w:p>
-          <w:p>
-            <w:pPr>
-              <w:spacing w:line="360" w:lineRule="auto" w:after="40"/>
-              <w:jc w:val="left"/>
-            </w:pPr>
-            <w:r>
-              <w:rPr>
-                <w:rFonts w:ascii="Times New Roman" w:hAnsi="Times New Roman" w:eastAsia="Times New Roman"/>
-                <w:b w:val="0"/>
-                <w:i w:val="0"/>
-                <w:sz w:val="26"/>
-              </w:rPr>
-              <w:t>- Nhặt đúng số lượng linh kiện.</w:t>
-            </w:r>
-          </w:p>
-          <w:p>
-            <w:pPr>
-              <w:spacing w:line="360" w:lineRule="auto" w:after="40"/>
-              <w:jc w:val="left"/>
-            </w:pPr>
-            <w:r>
-              <w:rPr>
-                <w:rFonts w:ascii="Times New Roman" w:hAnsi="Times New Roman" w:eastAsia="Times New Roman"/>
-                <w:b w:val="0"/>
-                <w:i w:val="0"/>
-                <w:sz w:val="26"/>
-              </w:rPr>
-              <w:t>- Ghi nhớ thứ tự các bước ghép.</w:t>
+                <w:rFonts w:ascii="Times New Roman" w:hAnsi="Times New Roman" w:cs="Times New Roman" w:eastAsia="Times New Roman"/>
+                <w:b w:val="0"/>
+                <w:i w:val="0"/>
+                <w:sz w:val="26"/>
+              </w:rPr>
+              <w:t>- GV đi từng bàn kiểm tra, hỗ trợ nhóm còn lúng túng.</w:t>
             </w:r>
           </w:p>
         </w:tc>
         <w:tc>
           <w:tcPr>
-            <w:tcW w:type="dxa" w:w="4537"/>
+            <w:tcW w:type="dxa" w:w="4796"/>
             <w:tcMar>
               <w:top w:w="80" w:type="dxa"/>
               <w:bottom w:w="80" w:type="dxa"/>
@@ -1022,42 +1197,172 @@
           </w:tcPr>
           <w:p>
             <w:pPr>
-              <w:spacing w:line="360" w:lineRule="auto" w:after="40"/>
+              <w:spacing w:line="276" w:lineRule="auto" w:after="40"/>
               <w:jc w:val="left"/>
             </w:pPr>
             <w:r/>
             <w:r>
               <w:rPr>
-                <w:rFonts w:ascii="Times New Roman" w:hAnsi="Times New Roman" w:eastAsia="Times New Roman"/>
-                <w:b w:val="0"/>
-                <w:i w:val="0"/>
-                <w:sz w:val="26"/>
-              </w:rPr>
-              <w:t>HS nhận biết tên gọi linh kiện.</w:t>
-            </w:r>
-          </w:p>
-          <w:p>
-            <w:pPr>
-              <w:spacing w:line="360" w:lineRule="auto" w:after="40"/>
+                <w:rFonts w:ascii="Times New Roman" w:hAnsi="Times New Roman" w:cs="Times New Roman" w:eastAsia="Times New Roman"/>
+                <w:b w:val="0"/>
+                <w:i w:val="0"/>
+                <w:sz w:val="26"/>
+              </w:rPr>
+              <w:t>HS gọi đúng tên các linh kiện cơ bản.</w:t>
+            </w:r>
+          </w:p>
+          <w:p>
+            <w:pPr>
+              <w:spacing w:line="276" w:lineRule="auto" w:after="40"/>
               <w:jc w:val="left"/>
             </w:pPr>
             <w:r>
               <w:rPr>
-                <w:rFonts w:ascii="Times New Roman" w:hAnsi="Times New Roman" w:eastAsia="Times New Roman"/>
-                <w:b w:val="0"/>
-                <w:i w:val="0"/>
-                <w:sz w:val="26"/>
-              </w:rPr>
-              <w:t>HS nắm được quy trình lắp ráp.</w:t>
+                <w:rFonts w:ascii="Times New Roman" w:hAnsi="Times New Roman" w:cs="Times New Roman" w:eastAsia="Times New Roman"/>
+                <w:b w:val="0"/>
+                <w:i w:val="0"/>
+                <w:sz w:val="26"/>
+              </w:rPr>
+              <w:t>Chuẩn bị đầy đủ linh kiện lắp ráp.</w:t>
             </w:r>
           </w:p>
         </w:tc>
       </w:tr>
+    </w:tbl>
+    <w:p>
+      <w:pPr>
+        <w:spacing w:line="276" w:lineRule="auto" w:after="60" w:before="0"/>
+        <w:jc w:val="both"/>
+      </w:pPr>
+    </w:p>
+    <w:p>
+      <w:pPr>
+        <w:spacing w:line="276" w:lineRule="auto" w:after="60" w:before="0"/>
+        <w:ind w:firstLine="720"/>
+        <w:jc w:val="both"/>
+      </w:pPr>
+      <w:r>
+        <w:rPr>
+          <w:rFonts w:ascii="Times New Roman" w:hAnsi="Times New Roman" w:cs="Times New Roman" w:eastAsia="Times New Roman"/>
+          <w:b/>
+          <w:i w:val="0"/>
+          <w:sz w:val="26"/>
+        </w:rPr>
+        <w:t>3. Hoạt động 3. Luyện tập – Thực hành (12-15 phút)</w:t>
+      </w:r>
+    </w:p>
+    <w:p>
+      <w:pPr>
+        <w:spacing w:line="276" w:lineRule="auto" w:after="60" w:before="0"/>
+        <w:ind w:firstLine="720"/>
+        <w:jc w:val="both"/>
+      </w:pPr>
+      <w:r>
+        <w:rPr>
+          <w:rFonts w:ascii="Times New Roman" w:hAnsi="Times New Roman" w:cs="Times New Roman" w:eastAsia="Times New Roman"/>
+          <w:b/>
+          <w:i w:val="0"/>
+          <w:sz w:val="26"/>
+        </w:rPr>
+        <w:t xml:space="preserve">a) Mục tiêu: </w:t>
+      </w:r>
+      <w:r>
+        <w:rPr>
+          <w:rFonts w:ascii="Times New Roman" w:hAnsi="Times New Roman" w:cs="Times New Roman" w:eastAsia="Times New Roman"/>
+          <w:b w:val="0"/>
+          <w:i/>
+          <w:sz w:val="26"/>
+        </w:rPr>
+        <w:t>Lắp ráp và vận hành mô hình Bài 20. Robot phân loại sản phẩm theo đúng quy trình.</w:t>
+      </w:r>
+    </w:p>
+    <w:p>
+      <w:pPr>
+        <w:spacing w:line="276" w:lineRule="auto" w:after="60" w:before="0"/>
+        <w:ind w:firstLine="720"/>
+        <w:jc w:val="both"/>
+      </w:pPr>
+      <w:r>
+        <w:rPr>
+          <w:rFonts w:ascii="Times New Roman" w:hAnsi="Times New Roman" w:cs="Times New Roman" w:eastAsia="Times New Roman"/>
+          <w:b/>
+          <w:i w:val="0"/>
+          <w:sz w:val="26"/>
+        </w:rPr>
+        <w:t xml:space="preserve">b) Nội dung: </w:t>
+      </w:r>
+      <w:r>
+        <w:rPr>
+          <w:rFonts w:ascii="Times New Roman" w:hAnsi="Times New Roman" w:cs="Times New Roman" w:eastAsia="Times New Roman"/>
+          <w:b w:val="0"/>
+          <w:i/>
+          <w:sz w:val="26"/>
+        </w:rPr>
+        <w:t>Tiến hành lắp ghép mô hình robot theo các bước hướng dẫn.</w:t>
+      </w:r>
+    </w:p>
+    <w:p>
+      <w:pPr>
+        <w:spacing w:line="276" w:lineRule="auto" w:after="60" w:before="0"/>
+        <w:ind w:firstLine="720"/>
+        <w:jc w:val="both"/>
+      </w:pPr>
+      <w:r>
+        <w:rPr>
+          <w:rFonts w:ascii="Times New Roman" w:hAnsi="Times New Roman" w:cs="Times New Roman" w:eastAsia="Times New Roman"/>
+          <w:b/>
+          <w:i w:val="0"/>
+          <w:sz w:val="26"/>
+        </w:rPr>
+        <w:t xml:space="preserve">c) Sản phẩm: </w:t>
+      </w:r>
+      <w:r>
+        <w:rPr>
+          <w:rFonts w:ascii="Times New Roman" w:hAnsi="Times New Roman" w:cs="Times New Roman" w:eastAsia="Times New Roman"/>
+          <w:b w:val="0"/>
+          <w:i/>
+          <w:sz w:val="26"/>
+        </w:rPr>
+        <w:t>Mô hình robot Bài 20. Robot phân loại sản phẩm hoàn thiện, hoạt động đúng yêu cầu.</w:t>
+      </w:r>
+    </w:p>
+    <w:p>
+      <w:pPr>
+        <w:spacing w:line="276" w:lineRule="auto" w:after="60" w:before="0"/>
+        <w:ind w:firstLine="720"/>
+        <w:jc w:val="both"/>
+      </w:pPr>
+      <w:r>
+        <w:rPr>
+          <w:rFonts w:ascii="Times New Roman" w:hAnsi="Times New Roman" w:cs="Times New Roman" w:eastAsia="Times New Roman"/>
+          <w:b/>
+          <w:i w:val="0"/>
+          <w:sz w:val="26"/>
+        </w:rPr>
+        <w:t>d) Tổ chức thực hiện:</w:t>
+      </w:r>
+    </w:p>
+    <w:tbl>
+      <w:tblPr>
+        <w:tblW w:type="auto" w:w="0"/>
+        <w:tblLook w:firstColumn="1" w:firstRow="1" w:lastColumn="0" w:lastRow="0" w:noHBand="0" w:noVBand="1" w:val="04A0"/>
+        <w:tblBorders>
+          <w:top w:val="single" w:sz="4" w:space="0" w:color="000000"/>
+          <w:left w:val="single" w:sz="4" w:space="0" w:color="000000"/>
+          <w:bottom w:val="single" w:sz="4" w:space="0" w:color="000000"/>
+          <w:right w:val="single" w:sz="4" w:space="0" w:color="000000"/>
+          <w:insideH w:val="single" w:sz="4" w:space="0" w:color="000000"/>
+          <w:insideV w:val="single" w:sz="4" w:space="0" w:color="000000"/>
+        </w:tblBorders>
+      </w:tblPr>
+      <w:tblGrid>
+        <w:gridCol w:w="4796"/>
+        <w:gridCol w:w="4796"/>
+      </w:tblGrid>
       <w:tr>
         <w:tc>
           <w:tcPr>
-            <w:tcW w:type="dxa" w:w="4537"/>
-            <w:gridSpan w:val="2"/>
+            <w:tcW w:type="dxa" w:w="5102"/>
             <w:tcMar>
               <w:top w:w="80" w:type="dxa"/>
               <w:bottom w:w="80" w:type="dxa"/>
@@ -1067,41 +1372,24 @@
           </w:tcPr>
           <w:p>
             <w:pPr>
-              <w:spacing w:line="360" w:lineRule="auto" w:after="40"/>
-              <w:jc w:val="left"/>
+              <w:spacing w:line="276" w:lineRule="auto" w:after="40"/>
+              <w:jc w:val="center"/>
             </w:pPr>
             <w:r/>
             <w:r>
               <w:rPr>
-                <w:rFonts w:ascii="Times New Roman" w:hAnsi="Times New Roman" w:eastAsia="Times New Roman"/>
+                <w:rFonts w:ascii="Times New Roman" w:hAnsi="Times New Roman" w:cs="Times New Roman" w:eastAsia="Times New Roman"/>
                 <w:b/>
                 <w:i w:val="0"/>
                 <w:sz w:val="26"/>
               </w:rPr>
-              <w:t>3. HĐ LUYỆN TẬP-THỰC HÀNH (10 phút)</w:t>
-            </w:r>
-          </w:p>
-          <w:p>
-            <w:pPr>
-              <w:spacing w:line="360" w:lineRule="auto" w:after="40"/>
-              <w:jc w:val="left"/>
-            </w:pPr>
-            <w:r>
-              <w:rPr>
-                <w:rFonts w:ascii="Times New Roman" w:hAnsi="Times New Roman" w:eastAsia="Times New Roman"/>
-                <w:b/>
-                <w:i w:val="0"/>
-                <w:sz w:val="26"/>
-              </w:rPr>
-              <w:t>*Mục tiêu: Thực hành lắp ráp và vận hành chạy thử robot Bài 20. Robot phân loại sản phẩm.</w:t>
+              <w:t>HOẠT ĐỘNG CỦA GV – HS</w:t>
             </w:r>
           </w:p>
         </w:tc>
-      </w:tr>
-      <w:tr>
         <w:tc>
           <w:tcPr>
-            <w:tcW w:type="dxa" w:w="4537"/>
+            <w:tcW w:type="dxa" w:w="3969"/>
             <w:tcMar>
               <w:top w:w="80" w:type="dxa"/>
               <w:bottom w:w="80" w:type="dxa"/>
@@ -1111,99 +1399,26 @@
           </w:tcPr>
           <w:p>
             <w:pPr>
-              <w:spacing w:line="360" w:lineRule="auto" w:after="40"/>
-              <w:jc w:val="left"/>
+              <w:spacing w:line="276" w:lineRule="auto" w:after="40"/>
+              <w:jc w:val="center"/>
             </w:pPr>
             <w:r/>
             <w:r>
               <w:rPr>
-                <w:rFonts w:ascii="Times New Roman" w:hAnsi="Times New Roman" w:eastAsia="Times New Roman"/>
-                <w:b w:val="0"/>
-                <w:i w:val="0"/>
-                <w:sz w:val="26"/>
-              </w:rPr>
-              <w:t>GV: Giao nhiệm vụ lắp ráp theo nhóm.</w:t>
-            </w:r>
-          </w:p>
-          <w:p>
-            <w:pPr>
-              <w:spacing w:line="360" w:lineRule="auto" w:after="40"/>
-              <w:jc w:val="left"/>
-            </w:pPr>
-            <w:r>
-              <w:rPr>
-                <w:rFonts w:ascii="Times New Roman" w:hAnsi="Times New Roman" w:eastAsia="Times New Roman"/>
-                <w:b w:val="0"/>
-                <w:i w:val="0"/>
-                <w:sz w:val="26"/>
-              </w:rPr>
-              <w:t>- Quan sát, hỗ trợ nhóm gặp khó.</w:t>
-            </w:r>
-          </w:p>
-          <w:p>
-            <w:pPr>
-              <w:spacing w:line="360" w:lineRule="auto" w:after="40"/>
-              <w:jc w:val="left"/>
-            </w:pPr>
-            <w:r>
-              <w:rPr>
-                <w:rFonts w:ascii="Times New Roman" w:hAnsi="Times New Roman" w:eastAsia="Times New Roman"/>
-                <w:b w:val="0"/>
-                <w:i w:val="0"/>
-                <w:sz w:val="26"/>
-              </w:rPr>
-              <w:t>- Cho các nhóm bật nguồn chạy thử.</w:t>
-            </w:r>
-          </w:p>
-          <w:p>
-            <w:pPr>
-              <w:spacing w:line="360" w:lineRule="auto" w:after="40"/>
-              <w:jc w:val="left"/>
-            </w:pPr>
-            <w:r>
-              <w:rPr>
-                <w:rFonts w:ascii="Times New Roman" w:hAnsi="Times New Roman" w:eastAsia="Times New Roman"/>
-                <w:b w:val="0"/>
-                <w:i w:val="0"/>
-                <w:sz w:val="26"/>
-              </w:rPr>
-              <w:t>HS: Phân công nhiệm vụ trong nhóm.</w:t>
-            </w:r>
-          </w:p>
-          <w:p>
-            <w:pPr>
-              <w:spacing w:line="360" w:lineRule="auto" w:after="40"/>
-              <w:jc w:val="left"/>
-            </w:pPr>
-            <w:r>
-              <w:rPr>
-                <w:rFonts w:ascii="Times New Roman" w:hAnsi="Times New Roman" w:eastAsia="Times New Roman"/>
-                <w:b w:val="0"/>
-                <w:i w:val="0"/>
-                <w:sz w:val="26"/>
-              </w:rPr>
-              <w:t>- Lắp ráp cẩn thận theo sơ đồ.</w:t>
-            </w:r>
-          </w:p>
-          <w:p>
-            <w:pPr>
-              <w:spacing w:line="360" w:lineRule="auto" w:after="40"/>
-              <w:jc w:val="left"/>
-            </w:pPr>
-            <w:r>
-              <w:rPr>
-                <w:rFonts w:ascii="Times New Roman" w:hAnsi="Times New Roman" w:eastAsia="Times New Roman"/>
-                <w:b w:val="0"/>
-                <w:i w:val="0"/>
-                <w:sz w:val="26"/>
-              </w:rPr>
-              <w:t>- Bật robot chạy thử, quan sát.</w:t>
+                <w:rFonts w:ascii="Times New Roman" w:hAnsi="Times New Roman" w:cs="Times New Roman" w:eastAsia="Times New Roman"/>
+                <w:b/>
+                <w:i w:val="0"/>
+                <w:sz w:val="26"/>
+              </w:rPr>
+              <w:t>KẾT QUẢ CẦN ĐẠT</w:t>
             </w:r>
           </w:p>
         </w:tc>
+      </w:tr>
+      <w:tr>
         <w:tc>
           <w:tcPr>
-            <w:tcW w:type="dxa" w:w="4537"/>
+            <w:tcW w:type="dxa" w:w="4796"/>
             <w:tcMar>
               <w:top w:w="80" w:type="dxa"/>
               <w:bottom w:w="80" w:type="dxa"/>
@@ -1213,42 +1428,69 @@
           </w:tcPr>
           <w:p>
             <w:pPr>
-              <w:spacing w:line="360" w:lineRule="auto" w:after="40"/>
+              <w:spacing w:line="276" w:lineRule="auto" w:after="40"/>
               <w:jc w:val="left"/>
             </w:pPr>
             <w:r/>
             <w:r>
               <w:rPr>
-                <w:rFonts w:ascii="Times New Roman" w:hAnsi="Times New Roman" w:eastAsia="Times New Roman"/>
-                <w:b w:val="0"/>
-                <w:i w:val="0"/>
-                <w:sz w:val="26"/>
-              </w:rPr>
-              <w:t>Mô hình robot hoàn thiện.</w:t>
-            </w:r>
-          </w:p>
-          <w:p>
-            <w:pPr>
-              <w:spacing w:line="360" w:lineRule="auto" w:after="40"/>
+                <w:rFonts w:ascii="Times New Roman" w:hAnsi="Times New Roman" w:cs="Times New Roman" w:eastAsia="Times New Roman"/>
+                <w:b w:val="0"/>
+                <w:i w:val="0"/>
+                <w:sz w:val="26"/>
+              </w:rPr>
+              <w:t>- GV nêu yêu cầu thực hành và lưu ý an toàn khi lắp ráp.</w:t>
+            </w:r>
+          </w:p>
+          <w:p>
+            <w:pPr>
+              <w:spacing w:line="276" w:lineRule="auto" w:after="40"/>
               <w:jc w:val="left"/>
             </w:pPr>
             <w:r>
               <w:rPr>
-                <w:rFonts w:ascii="Times New Roman" w:hAnsi="Times New Roman" w:eastAsia="Times New Roman"/>
-                <w:b w:val="0"/>
-                <w:i w:val="0"/>
-                <w:sz w:val="26"/>
-              </w:rPr>
-              <w:t>Robot hoạt động đúng yêu cầu.</w:t>
+                <w:rFonts w:ascii="Times New Roman" w:hAnsi="Times New Roman" w:cs="Times New Roman" w:eastAsia="Times New Roman"/>
+                <w:b w:val="0"/>
+                <w:i w:val="0"/>
+                <w:sz w:val="26"/>
+              </w:rPr>
+              <w:t>- HS phân công nhiệm vụ: bạn xem sơ đồ, bạn lắp khung, bạn thử pin.</w:t>
+            </w:r>
+          </w:p>
+          <w:p>
+            <w:pPr>
+              <w:spacing w:line="276" w:lineRule="auto" w:after="40"/>
+              <w:jc w:val="left"/>
+            </w:pPr>
+            <w:r>
+              <w:rPr>
+                <w:rFonts w:ascii="Times New Roman" w:hAnsi="Times New Roman" w:cs="Times New Roman" w:eastAsia="Times New Roman"/>
+                <w:b w:val="0"/>
+                <w:i w:val="0"/>
+                <w:sz w:val="26"/>
+              </w:rPr>
+              <w:t>- Các nhóm hoàn thiện mô hình robot và bật công tắc chạy thử.</w:t>
+            </w:r>
+          </w:p>
+          <w:p>
+            <w:pPr>
+              <w:spacing w:line="276" w:lineRule="auto" w:after="40"/>
+              <w:jc w:val="left"/>
+            </w:pPr>
+            <w:r>
+              <w:rPr>
+                <w:rFonts w:ascii="Times New Roman" w:hAnsi="Times New Roman" w:cs="Times New Roman" w:eastAsia="Times New Roman"/>
+                <w:b w:val="0"/>
+                <w:i w:val="0"/>
+                <w:sz w:val="26"/>
+              </w:rPr>
+              <w:t>- GV quan sát, khích lệ và chấm điểm thi đua giữa các nhóm.</w:t>
             </w:r>
           </w:p>
         </w:tc>
-      </w:tr>
-      <w:tr>
         <w:tc>
           <w:tcPr>
-            <w:tcW w:type="dxa" w:w="4537"/>
-            <w:gridSpan w:val="2"/>
+            <w:tcW w:type="dxa" w:w="4796"/>
             <w:tcMar>
               <w:top w:w="80" w:type="dxa"/>
               <w:bottom w:w="80" w:type="dxa"/>
@@ -1258,26 +1500,172 @@
           </w:tcPr>
           <w:p>
             <w:pPr>
-              <w:spacing w:line="360" w:lineRule="auto" w:after="40"/>
+              <w:spacing w:line="276" w:lineRule="auto" w:after="40"/>
               <w:jc w:val="left"/>
             </w:pPr>
             <w:r/>
             <w:r>
               <w:rPr>
-                <w:rFonts w:ascii="Times New Roman" w:hAnsi="Times New Roman" w:eastAsia="Times New Roman"/>
-                <w:b/>
-                <w:i w:val="0"/>
-                <w:sz w:val="26"/>
-              </w:rPr>
-              <w:t>4. HOẠT ĐỘNG VẬN DỤNG, TRẢI NGHIỆM (5 phút)</w:t>
+                <w:rFonts w:ascii="Times New Roman" w:hAnsi="Times New Roman" w:cs="Times New Roman" w:eastAsia="Times New Roman"/>
+                <w:b w:val="0"/>
+                <w:i w:val="0"/>
+                <w:sz w:val="26"/>
+              </w:rPr>
+              <w:t>Mô hình robot hoàn thành chắc chắn.</w:t>
+            </w:r>
+          </w:p>
+          <w:p>
+            <w:pPr>
+              <w:spacing w:line="276" w:lineRule="auto" w:after="40"/>
+              <w:jc w:val="left"/>
+            </w:pPr>
+            <w:r>
+              <w:rPr>
+                <w:rFonts w:ascii="Times New Roman" w:hAnsi="Times New Roman" w:cs="Times New Roman" w:eastAsia="Times New Roman"/>
+                <w:b w:val="0"/>
+                <w:i w:val="0"/>
+                <w:sz w:val="26"/>
+              </w:rPr>
+              <w:t>Robot hoạt động trơn tru, chính xác.</w:t>
             </w:r>
           </w:p>
         </w:tc>
       </w:tr>
+    </w:tbl>
+    <w:p>
+      <w:pPr>
+        <w:spacing w:line="276" w:lineRule="auto" w:after="60" w:before="0"/>
+        <w:jc w:val="both"/>
+      </w:pPr>
+    </w:p>
+    <w:p>
+      <w:pPr>
+        <w:spacing w:line="276" w:lineRule="auto" w:after="60" w:before="0"/>
+        <w:ind w:firstLine="720"/>
+        <w:jc w:val="both"/>
+      </w:pPr>
+      <w:r>
+        <w:rPr>
+          <w:rFonts w:ascii="Times New Roman" w:hAnsi="Times New Roman" w:cs="Times New Roman" w:eastAsia="Times New Roman"/>
+          <w:b/>
+          <w:i w:val="0"/>
+          <w:sz w:val="26"/>
+        </w:rPr>
+        <w:t>4. Hoạt động 4. Vận dụng – Sáng tạo (5-8 phút)</w:t>
+      </w:r>
+    </w:p>
+    <w:p>
+      <w:pPr>
+        <w:spacing w:line="276" w:lineRule="auto" w:after="60" w:before="0"/>
+        <w:ind w:firstLine="720"/>
+        <w:jc w:val="both"/>
+      </w:pPr>
+      <w:r>
+        <w:rPr>
+          <w:rFonts w:ascii="Times New Roman" w:hAnsi="Times New Roman" w:cs="Times New Roman" w:eastAsia="Times New Roman"/>
+          <w:b/>
+          <w:i w:val="0"/>
+          <w:sz w:val="26"/>
+        </w:rPr>
+        <w:t xml:space="preserve">a) Mục tiêu: </w:t>
+      </w:r>
+      <w:r>
+        <w:rPr>
+          <w:rFonts w:ascii="Times New Roman" w:hAnsi="Times New Roman" w:cs="Times New Roman" w:eastAsia="Times New Roman"/>
+          <w:b w:val="0"/>
+          <w:i/>
+          <w:sz w:val="26"/>
+        </w:rPr>
+        <w:t>Rút ra bài học thực tiễn, sáng tạo mở rộng và thu dọn đồ dùng.</w:t>
+      </w:r>
+    </w:p>
+    <w:p>
+      <w:pPr>
+        <w:spacing w:line="276" w:lineRule="auto" w:after="60" w:before="0"/>
+        <w:ind w:firstLine="720"/>
+        <w:jc w:val="both"/>
+      </w:pPr>
+      <w:r>
+        <w:rPr>
+          <w:rFonts w:ascii="Times New Roman" w:hAnsi="Times New Roman" w:cs="Times New Roman" w:eastAsia="Times New Roman"/>
+          <w:b/>
+          <w:i w:val="0"/>
+          <w:sz w:val="26"/>
+        </w:rPr>
+        <w:t xml:space="preserve">b) Nội dung: </w:t>
+      </w:r>
+      <w:r>
+        <w:rPr>
+          <w:rFonts w:ascii="Times New Roman" w:hAnsi="Times New Roman" w:cs="Times New Roman" w:eastAsia="Times New Roman"/>
+          <w:b w:val="0"/>
+          <w:i/>
+          <w:sz w:val="26"/>
+        </w:rPr>
+        <w:t>Chia sẻ cảm nhận, nêu ý tưởng cải tiến và dọn dẹp vệ sinh.</w:t>
+      </w:r>
+    </w:p>
+    <w:p>
+      <w:pPr>
+        <w:spacing w:line="276" w:lineRule="auto" w:after="60" w:before="0"/>
+        <w:ind w:firstLine="720"/>
+        <w:jc w:val="both"/>
+      </w:pPr>
+      <w:r>
+        <w:rPr>
+          <w:rFonts w:ascii="Times New Roman" w:hAnsi="Times New Roman" w:cs="Times New Roman" w:eastAsia="Times New Roman"/>
+          <w:b/>
+          <w:i w:val="0"/>
+          <w:sz w:val="26"/>
+        </w:rPr>
+        <w:t xml:space="preserve">c) Sản phẩm: </w:t>
+      </w:r>
+      <w:r>
+        <w:rPr>
+          <w:rFonts w:ascii="Times New Roman" w:hAnsi="Times New Roman" w:cs="Times New Roman" w:eastAsia="Times New Roman"/>
+          <w:b w:val="0"/>
+          <w:i/>
+          <w:sz w:val="26"/>
+        </w:rPr>
+        <w:t>Ý tưởng sáng tạo mới và bộ Kit được thu dọn gọn gàng.</w:t>
+      </w:r>
+    </w:p>
+    <w:p>
+      <w:pPr>
+        <w:spacing w:line="276" w:lineRule="auto" w:after="60" w:before="0"/>
+        <w:ind w:firstLine="720"/>
+        <w:jc w:val="both"/>
+      </w:pPr>
+      <w:r>
+        <w:rPr>
+          <w:rFonts w:ascii="Times New Roman" w:hAnsi="Times New Roman" w:cs="Times New Roman" w:eastAsia="Times New Roman"/>
+          <w:b/>
+          <w:i w:val="0"/>
+          <w:sz w:val="26"/>
+        </w:rPr>
+        <w:t>d) Tổ chức thực hiện:</w:t>
+      </w:r>
+    </w:p>
+    <w:tbl>
+      <w:tblPr>
+        <w:tblW w:type="auto" w:w="0"/>
+        <w:tblLook w:firstColumn="1" w:firstRow="1" w:lastColumn="0" w:lastRow="0" w:noHBand="0" w:noVBand="1" w:val="04A0"/>
+        <w:tblBorders>
+          <w:top w:val="single" w:sz="4" w:space="0" w:color="000000"/>
+          <w:left w:val="single" w:sz="4" w:space="0" w:color="000000"/>
+          <w:bottom w:val="single" w:sz="4" w:space="0" w:color="000000"/>
+          <w:right w:val="single" w:sz="4" w:space="0" w:color="000000"/>
+          <w:insideH w:val="single" w:sz="4" w:space="0" w:color="000000"/>
+          <w:insideV w:val="single" w:sz="4" w:space="0" w:color="000000"/>
+        </w:tblBorders>
+      </w:tblPr>
+      <w:tblGrid>
+        <w:gridCol w:w="4796"/>
+        <w:gridCol w:w="4796"/>
+      </w:tblGrid>
       <w:tr>
         <w:tc>
           <w:tcPr>
-            <w:tcW w:type="dxa" w:w="4537"/>
+            <w:tcW w:type="dxa" w:w="5102"/>
             <w:tcMar>
               <w:top w:w="80" w:type="dxa"/>
               <w:bottom w:w="80" w:type="dxa"/>
@@ -1287,99 +1675,24 @@
           </w:tcPr>
           <w:p>
             <w:pPr>
-              <w:spacing w:line="360" w:lineRule="auto" w:after="40"/>
-              <w:jc w:val="left"/>
+              <w:spacing w:line="276" w:lineRule="auto" w:after="40"/>
+              <w:jc w:val="center"/>
             </w:pPr>
             <w:r/>
             <w:r>
               <w:rPr>
-                <w:rFonts w:ascii="Times New Roman" w:hAnsi="Times New Roman" w:eastAsia="Times New Roman"/>
-                <w:b w:val="0"/>
-                <w:i w:val="0"/>
-                <w:sz w:val="26"/>
-              </w:rPr>
-              <w:t>GV: Đặt câu hỏi cải tiến tính năng robot.</w:t>
-            </w:r>
-          </w:p>
-          <w:p>
-            <w:pPr>
-              <w:spacing w:line="360" w:lineRule="auto" w:after="40"/>
-              <w:jc w:val="left"/>
-            </w:pPr>
-            <w:r>
-              <w:rPr>
-                <w:rFonts w:ascii="Times New Roman" w:hAnsi="Times New Roman" w:eastAsia="Times New Roman"/>
-                <w:b w:val="0"/>
-                <w:i w:val="0"/>
-                <w:sz w:val="26"/>
-              </w:rPr>
-              <w:t>- Hướng dẫn tháo dỡ và kiểm kê linh kiện.</w:t>
-            </w:r>
-          </w:p>
-          <w:p>
-            <w:pPr>
-              <w:spacing w:line="360" w:lineRule="auto" w:after="40"/>
-              <w:jc w:val="left"/>
-            </w:pPr>
-            <w:r>
-              <w:rPr>
-                <w:rFonts w:ascii="Times New Roman" w:hAnsi="Times New Roman" w:eastAsia="Times New Roman"/>
-                <w:b w:val="0"/>
-                <w:i w:val="0"/>
-                <w:sz w:val="26"/>
-              </w:rPr>
-              <w:t>- Nhận xét tiết học, dặn dò bài sau.</w:t>
-            </w:r>
-          </w:p>
-          <w:p>
-            <w:pPr>
-              <w:spacing w:line="360" w:lineRule="auto" w:after="40"/>
-              <w:jc w:val="left"/>
-            </w:pPr>
-            <w:r>
-              <w:rPr>
-                <w:rFonts w:ascii="Times New Roman" w:hAnsi="Times New Roman" w:eastAsia="Times New Roman"/>
-                <w:b w:val="0"/>
-                <w:i w:val="0"/>
-                <w:sz w:val="26"/>
-              </w:rPr>
-              <w:t>HS: Suy nghĩ ý tưởng nâng cấp.</w:t>
-            </w:r>
-          </w:p>
-          <w:p>
-            <w:pPr>
-              <w:spacing w:line="360" w:lineRule="auto" w:after="40"/>
-              <w:jc w:val="left"/>
-            </w:pPr>
-            <w:r>
-              <w:rPr>
-                <w:rFonts w:ascii="Times New Roman" w:hAnsi="Times New Roman" w:eastAsia="Times New Roman"/>
-                <w:b w:val="0"/>
-                <w:i w:val="0"/>
-                <w:sz w:val="26"/>
-              </w:rPr>
-              <w:t>- Tháo robot, xếp linh kiện vào hộp.</w:t>
-            </w:r>
-          </w:p>
-          <w:p>
-            <w:pPr>
-              <w:spacing w:line="360" w:lineRule="auto" w:after="40"/>
-              <w:jc w:val="left"/>
-            </w:pPr>
-            <w:r>
-              <w:rPr>
-                <w:rFonts w:ascii="Times New Roman" w:hAnsi="Times New Roman" w:eastAsia="Times New Roman"/>
-                <w:b w:val="0"/>
-                <w:i w:val="0"/>
-                <w:sz w:val="26"/>
-              </w:rPr>
-              <w:t>- Đóng hộp Kit, cất gọn gàng.</w:t>
+                <w:rFonts w:ascii="Times New Roman" w:hAnsi="Times New Roman" w:cs="Times New Roman" w:eastAsia="Times New Roman"/>
+                <w:b/>
+                <w:i w:val="0"/>
+                <w:sz w:val="26"/>
+              </w:rPr>
+              <w:t>HOẠT ĐỘNG CỦA GV – HS</w:t>
             </w:r>
           </w:p>
         </w:tc>
         <w:tc>
           <w:tcPr>
-            <w:tcW w:type="dxa" w:w="4537"/>
+            <w:tcW w:type="dxa" w:w="3969"/>
             <w:tcMar>
               <w:top w:w="80" w:type="dxa"/>
               <w:bottom w:w="80" w:type="dxa"/>
@@ -1389,33 +1702,134 @@
           </w:tcPr>
           <w:p>
             <w:pPr>
-              <w:spacing w:line="360" w:lineRule="auto" w:after="40"/>
+              <w:spacing w:line="276" w:lineRule="auto" w:after="40"/>
+              <w:jc w:val="center"/>
+            </w:pPr>
+            <w:r/>
+            <w:r>
+              <w:rPr>
+                <w:rFonts w:ascii="Times New Roman" w:hAnsi="Times New Roman" w:cs="Times New Roman" w:eastAsia="Times New Roman"/>
+                <w:b/>
+                <w:i w:val="0"/>
+                <w:sz w:val="26"/>
+              </w:rPr>
+              <w:t>KẾT QUẢ CẦN ĐẠT</w:t>
+            </w:r>
+          </w:p>
+        </w:tc>
+      </w:tr>
+      <w:tr>
+        <w:tc>
+          <w:tcPr>
+            <w:tcW w:type="dxa" w:w="4796"/>
+            <w:tcMar>
+              <w:top w:w="80" w:type="dxa"/>
+              <w:bottom w:w="80" w:type="dxa"/>
+              <w:left w:w="120" w:type="dxa"/>
+              <w:right w:w="120" w:type="dxa"/>
+            </w:tcMar>
+          </w:tcPr>
+          <w:p>
+            <w:pPr>
+              <w:spacing w:line="276" w:lineRule="auto" w:after="40"/>
               <w:jc w:val="left"/>
             </w:pPr>
             <w:r/>
             <w:r>
               <w:rPr>
-                <w:rFonts w:ascii="Times New Roman" w:hAnsi="Times New Roman" w:eastAsia="Times New Roman"/>
-                <w:b w:val="0"/>
-                <w:i w:val="0"/>
-                <w:sz w:val="26"/>
-              </w:rPr>
-              <w:t>HS đề xuất ý tưởng cải tiến.</w:t>
-            </w:r>
-          </w:p>
-          <w:p>
-            <w:pPr>
-              <w:spacing w:line="360" w:lineRule="auto" w:after="40"/>
+                <w:rFonts w:ascii="Times New Roman" w:hAnsi="Times New Roman" w:cs="Times New Roman" w:eastAsia="Times New Roman"/>
+                <w:b w:val="0"/>
+                <w:i w:val="0"/>
+                <w:sz w:val="26"/>
+              </w:rPr>
+              <w:t>- GV đặt câu hỏi: "Em có thể gắn thêm chi tiết gì để bạn robot đẹp hơn?"</w:t>
+            </w:r>
+          </w:p>
+          <w:p>
+            <w:pPr>
+              <w:spacing w:line="276" w:lineRule="auto" w:after="40"/>
               <w:jc w:val="left"/>
             </w:pPr>
             <w:r>
               <w:rPr>
-                <w:rFonts w:ascii="Times New Roman" w:hAnsi="Times New Roman" w:eastAsia="Times New Roman"/>
-                <w:b w:val="0"/>
-                <w:i w:val="0"/>
-                <w:sz w:val="26"/>
-              </w:rPr>
-              <w:t>Bộ Kit được sắp xếp ngăn nắp.</w:t>
+                <w:rFonts w:ascii="Times New Roman" w:hAnsi="Times New Roman" w:cs="Times New Roman" w:eastAsia="Times New Roman"/>
+                <w:b w:val="0"/>
+                <w:i w:val="0"/>
+                <w:sz w:val="26"/>
+              </w:rPr>
+              <w:t>- Đại diện 1-2 nhóm giơ robot lên giới thiệu và biểu diễn trước lớp.</w:t>
+            </w:r>
+          </w:p>
+          <w:p>
+            <w:pPr>
+              <w:spacing w:line="276" w:lineRule="auto" w:after="40"/>
+              <w:jc w:val="left"/>
+            </w:pPr>
+            <w:r>
+              <w:rPr>
+                <w:rFonts w:ascii="Times New Roman" w:hAnsi="Times New Roman" w:cs="Times New Roman" w:eastAsia="Times New Roman"/>
+                <w:b w:val="0"/>
+                <w:i w:val="0"/>
+                <w:sz w:val="26"/>
+              </w:rPr>
+              <w:t>- GV tổng kết tiết học, dặn dò HS cẩn thận tháo dỡ hoặc bảo quản mô hình.</w:t>
+            </w:r>
+          </w:p>
+          <w:p>
+            <w:pPr>
+              <w:spacing w:line="276" w:lineRule="auto" w:after="40"/>
+              <w:jc w:val="left"/>
+            </w:pPr>
+            <w:r>
+              <w:rPr>
+                <w:rFonts w:ascii="Times New Roman" w:hAnsi="Times New Roman" w:cs="Times New Roman" w:eastAsia="Times New Roman"/>
+                <w:b w:val="0"/>
+                <w:i w:val="0"/>
+                <w:sz w:val="26"/>
+              </w:rPr>
+              <w:t>- HS thu gom linh kiện vào đúng ngăn trong hộp Kit, xếp ghế ngay ngắn.</w:t>
+            </w:r>
+          </w:p>
+        </w:tc>
+        <w:tc>
+          <w:tcPr>
+            <w:tcW w:type="dxa" w:w="4796"/>
+            <w:tcMar>
+              <w:top w:w="80" w:type="dxa"/>
+              <w:bottom w:w="80" w:type="dxa"/>
+              <w:left w:w="120" w:type="dxa"/>
+              <w:right w:w="120" w:type="dxa"/>
+            </w:tcMar>
+          </w:tcPr>
+          <w:p>
+            <w:pPr>
+              <w:spacing w:line="276" w:lineRule="auto" w:after="40"/>
+              <w:jc w:val="left"/>
+            </w:pPr>
+            <w:r/>
+            <w:r>
+              <w:rPr>
+                <w:rFonts w:ascii="Times New Roman" w:hAnsi="Times New Roman" w:cs="Times New Roman" w:eastAsia="Times New Roman"/>
+                <w:b w:val="0"/>
+                <w:i w:val="0"/>
+                <w:sz w:val="26"/>
+              </w:rPr>
+              <w:t>HS tự tin chia sẻ ý tưởng trước lớp.</w:t>
+            </w:r>
+          </w:p>
+          <w:p>
+            <w:pPr>
+              <w:spacing w:line="276" w:lineRule="auto" w:after="40"/>
+              <w:jc w:val="left"/>
+            </w:pPr>
+            <w:r>
+              <w:rPr>
+                <w:rFonts w:ascii="Times New Roman" w:hAnsi="Times New Roman" w:cs="Times New Roman" w:eastAsia="Times New Roman"/>
+                <w:b w:val="0"/>
+                <w:i w:val="0"/>
+                <w:sz w:val="26"/>
+              </w:rPr>
+              <w:t>Hộp đồ dùng ngăn nắp, phòng học sạch sẽ.</w:t>
             </w:r>
           </w:p>
         </w:tc>
@@ -1423,58 +1837,59 @@
     </w:tbl>
     <w:p>
       <w:pPr>
-        <w:spacing w:line="360" w:lineRule="auto" w:after="60" w:before="0"/>
-        <w:jc w:val="both"/>
-      </w:pPr>
-    </w:p>
-    <w:p>
-      <w:pPr>
-        <w:spacing w:line="360" w:lineRule="auto" w:after="60" w:before="0"/>
-        <w:jc w:val="center"/>
-      </w:pPr>
-      <w:r>
-        <w:rPr>
-          <w:rFonts w:ascii="Times New Roman" w:hAnsi="Times New Roman" w:eastAsia="Times New Roman"/>
+        <w:spacing w:line="276" w:lineRule="auto" w:after="60" w:before="0"/>
+        <w:jc w:val="both"/>
+      </w:pPr>
+    </w:p>
+    <w:p>
+      <w:pPr>
+        <w:spacing w:line="276" w:lineRule="auto" w:after="60" w:before="0"/>
+        <w:ind w:firstLine="0"/>
+        <w:jc w:val="both"/>
+      </w:pPr>
+      <w:r>
+        <w:rPr>
+          <w:rFonts w:ascii="Times New Roman" w:hAnsi="Times New Roman" w:cs="Times New Roman" w:eastAsia="Times New Roman"/>
           <w:b/>
           <w:i w:val="0"/>
           <w:sz w:val="26"/>
         </w:rPr>
-        <w:t>V. ĐIỀU CHỈNH - BỔ SUNG SAU TIẾT DẠY :</w:t>
-      </w:r>
-    </w:p>
-    <w:p>
-      <w:pPr>
-        <w:spacing w:line="360" w:lineRule="auto" w:after="60" w:before="0"/>
-        <w:jc w:val="center"/>
-      </w:pPr>
-      <w:r>
-        <w:rPr>
-          <w:rFonts w:ascii="Times New Roman" w:hAnsi="Times New Roman" w:eastAsia="Times New Roman"/>
-          <w:b/>
-          <w:i/>
-          <w:sz w:val="26"/>
-        </w:rPr>
-        <w:t>(GV ghi những nội dung mà mình đã bổ sung ngoài KHBD đã lên...)</w:t>
-      </w:r>
-    </w:p>
-    <w:p>
-      <w:pPr>
-        <w:spacing w:line="360" w:lineRule="auto" w:after="60" w:before="0"/>
-        <w:jc w:val="both"/>
-      </w:pPr>
-      <w:r>
-        <w:rPr>
-          <w:rFonts w:ascii="Times New Roman" w:hAnsi="Times New Roman" w:eastAsia="Times New Roman"/>
+        <w:t>RÚT KINH NGHIỆM SAU BÀI DẠY:</w:t>
+      </w:r>
+    </w:p>
+    <w:p>
+      <w:pPr>
+        <w:spacing w:line="276" w:lineRule="auto" w:after="60" w:before="0"/>
+        <w:jc w:val="both"/>
+      </w:pPr>
+      <w:r>
+        <w:rPr>
+          <w:rFonts w:ascii="Times New Roman" w:hAnsi="Times New Roman" w:cs="Times New Roman" w:eastAsia="Times New Roman"/>
           <w:b w:val="0"/>
           <w:i w:val="0"/>
           <w:sz w:val="26"/>
         </w:rPr>
-        <w:t>.........................................................................................................................</w:t>
-      </w:r>
-    </w:p>
-    <w:p>
-      <w:pPr>
-        <w:spacing w:line="360" w:lineRule="auto" w:after="60" w:before="0"/>
+        <w:t>...........................................................................................................................</w:t>
+      </w:r>
+    </w:p>
+    <w:p>
+      <w:pPr>
+        <w:spacing w:line="276" w:lineRule="auto" w:after="60" w:before="0"/>
+        <w:jc w:val="both"/>
+      </w:pPr>
+      <w:r>
+        <w:rPr>
+          <w:rFonts w:ascii="Times New Roman" w:hAnsi="Times New Roman" w:cs="Times New Roman" w:eastAsia="Times New Roman"/>
+          <w:b w:val="0"/>
+          <w:i w:val="0"/>
+          <w:sz w:val="26"/>
+        </w:rPr>
+        <w:t>...........................................................................................................................</w:t>
+      </w:r>
+    </w:p>
+    <w:p>
+      <w:pPr>
+        <w:spacing w:line="276" w:lineRule="auto" w:after="60" w:before="0"/>
         <w:jc w:val="both"/>
       </w:pPr>
     </w:p>
@@ -1492,14 +1907,14 @@
         </w:tblBorders>
       </w:tblPr>
       <w:tblGrid>
-        <w:gridCol w:w="3025"/>
-        <w:gridCol w:w="3025"/>
-        <w:gridCol w:w="3025"/>
+        <w:gridCol w:w="3198"/>
+        <w:gridCol w:w="3198"/>
+        <w:gridCol w:w="3198"/>
       </w:tblGrid>
       <w:tr>
         <w:tc>
           <w:tcPr>
-            <w:tcW w:type="dxa" w:w="3025"/>
+            <w:tcW w:type="dxa" w:w="3198"/>
             <w:tcMar>
               <w:top w:w="80" w:type="dxa"/>
               <w:bottom w:w="80" w:type="dxa"/>
@@ -1509,13 +1924,13 @@
           </w:tcPr>
           <w:p>
             <w:pPr>
-              <w:spacing w:line="360" w:lineRule="auto" w:after="40"/>
+              <w:spacing w:line="276" w:lineRule="auto" w:after="40"/>
               <w:jc w:val="center"/>
             </w:pPr>
             <w:r/>
             <w:r>
               <w:rPr>
-                <w:rFonts w:ascii="Times New Roman" w:hAnsi="Times New Roman" w:eastAsia="Times New Roman"/>
+                <w:rFonts w:ascii="Times New Roman" w:hAnsi="Times New Roman" w:cs="Times New Roman" w:eastAsia="Times New Roman"/>
                 <w:b/>
                 <w:i w:val="0"/>
                 <w:sz w:val="26"/>
@@ -1526,7 +1941,7 @@
         </w:tc>
         <w:tc>
           <w:tcPr>
-            <w:tcW w:type="dxa" w:w="3025"/>
+            <w:tcW w:type="dxa" w:w="3198"/>
             <w:tcMar>
               <w:top w:w="80" w:type="dxa"/>
               <w:bottom w:w="80" w:type="dxa"/>
@@ -1536,13 +1951,13 @@
           </w:tcPr>
           <w:p>
             <w:pPr>
-              <w:spacing w:line="360" w:lineRule="auto" w:after="40"/>
+              <w:spacing w:line="276" w:lineRule="auto" w:after="40"/>
               <w:jc w:val="center"/>
             </w:pPr>
             <w:r/>
             <w:r>
               <w:rPr>
-                <w:rFonts w:ascii="Times New Roman" w:hAnsi="Times New Roman" w:eastAsia="Times New Roman"/>
+                <w:rFonts w:ascii="Times New Roman" w:hAnsi="Times New Roman" w:cs="Times New Roman" w:eastAsia="Times New Roman"/>
                 <w:b/>
                 <w:i w:val="0"/>
                 <w:sz w:val="26"/>
@@ -1553,7 +1968,7 @@
         </w:tc>
         <w:tc>
           <w:tcPr>
-            <w:tcW w:type="dxa" w:w="3025"/>
+            <w:tcW w:type="dxa" w:w="3198"/>
             <w:tcMar>
               <w:top w:w="80" w:type="dxa"/>
               <w:bottom w:w="80" w:type="dxa"/>
@@ -1563,13 +1978,13 @@
           </w:tcPr>
           <w:p>
             <w:pPr>
-              <w:spacing w:line="360" w:lineRule="auto" w:after="40"/>
+              <w:spacing w:line="276" w:lineRule="auto" w:after="40"/>
               <w:jc w:val="center"/>
             </w:pPr>
             <w:r/>
             <w:r>
               <w:rPr>
-                <w:rFonts w:ascii="Times New Roman" w:hAnsi="Times New Roman" w:eastAsia="Times New Roman"/>
+                <w:rFonts w:ascii="Times New Roman" w:hAnsi="Times New Roman" w:cs="Times New Roman" w:eastAsia="Times New Roman"/>
                 <w:b/>
                 <w:i w:val="0"/>
                 <w:sz w:val="26"/>
@@ -1582,7 +1997,7 @@
       <w:tr>
         <w:tc>
           <w:tcPr>
-            <w:tcW w:type="dxa" w:w="3025"/>
+            <w:tcW w:type="dxa" w:w="3198"/>
             <w:tcMar>
               <w:top w:w="80" w:type="dxa"/>
               <w:bottom w:w="80" w:type="dxa"/>
@@ -1592,13 +2007,13 @@
           </w:tcPr>
           <w:p>
             <w:pPr>
-              <w:spacing w:line="360" w:lineRule="auto" w:after="40"/>
+              <w:spacing w:line="276" w:lineRule="auto" w:after="40"/>
               <w:jc w:val="center"/>
             </w:pPr>
             <w:r/>
             <w:r>
               <w:rPr>
-                <w:rFonts w:ascii="Times New Roman" w:hAnsi="Times New Roman" w:eastAsia="Times New Roman"/>
+                <w:rFonts w:ascii="Times New Roman" w:hAnsi="Times New Roman" w:cs="Times New Roman" w:eastAsia="Times New Roman"/>
                 <w:b w:val="0"/>
                 <w:i/>
                 <w:sz w:val="26"/>
@@ -1609,7 +2024,7 @@
         </w:tc>
         <w:tc>
           <w:tcPr>
-            <w:tcW w:type="dxa" w:w="3025"/>
+            <w:tcW w:type="dxa" w:w="3198"/>
             <w:tcMar>
               <w:top w:w="80" w:type="dxa"/>
               <w:bottom w:w="80" w:type="dxa"/>
@@ -1619,13 +2034,13 @@
           </w:tcPr>
           <w:p>
             <w:pPr>
-              <w:spacing w:line="360" w:lineRule="auto" w:after="40"/>
+              <w:spacing w:line="276" w:lineRule="auto" w:after="40"/>
               <w:jc w:val="center"/>
             </w:pPr>
             <w:r/>
             <w:r>
               <w:rPr>
-                <w:rFonts w:ascii="Times New Roman" w:hAnsi="Times New Roman" w:eastAsia="Times New Roman"/>
+                <w:rFonts w:ascii="Times New Roman" w:hAnsi="Times New Roman" w:cs="Times New Roman" w:eastAsia="Times New Roman"/>
                 <w:b w:val="0"/>
                 <w:i/>
                 <w:sz w:val="26"/>
@@ -1636,7 +2051,7 @@
         </w:tc>
         <w:tc>
           <w:tcPr>
-            <w:tcW w:type="dxa" w:w="3025"/>
+            <w:tcW w:type="dxa" w:w="3198"/>
             <w:tcMar>
               <w:top w:w="80" w:type="dxa"/>
               <w:bottom w:w="80" w:type="dxa"/>
@@ -1646,13 +2061,13 @@
           </w:tcPr>
           <w:p>
             <w:pPr>
-              <w:spacing w:line="360" w:lineRule="auto" w:after="40"/>
+              <w:spacing w:line="276" w:lineRule="auto" w:after="40"/>
               <w:jc w:val="center"/>
             </w:pPr>
             <w:r/>
             <w:r>
               <w:rPr>
-                <w:rFonts w:ascii="Times New Roman" w:hAnsi="Times New Roman" w:eastAsia="Times New Roman"/>
+                <w:rFonts w:ascii="Times New Roman" w:hAnsi="Times New Roman" w:cs="Times New Roman" w:eastAsia="Times New Roman"/>
                 <w:b w:val="0"/>
                 <w:i/>
                 <w:sz w:val="26"/>
@@ -1665,7 +2080,7 @@
       <w:tr>
         <w:tc>
           <w:tcPr>
-            <w:tcW w:type="dxa" w:w="3025"/>
+            <w:tcW w:type="dxa" w:w="3198"/>
             <w:tcMar>
               <w:top w:w="80" w:type="dxa"/>
               <w:bottom w:w="80" w:type="dxa"/>
@@ -1675,55 +2090,55 @@
           </w:tcPr>
           <w:p>
             <w:pPr>
-              <w:spacing w:line="360" w:lineRule="auto" w:after="40"/>
+              <w:spacing w:line="276" w:lineRule="auto" w:after="40"/>
               <w:jc w:val="center"/>
             </w:pPr>
             <w:r/>
             <w:r>
               <w:rPr>
-                <w:rFonts w:ascii="Times New Roman" w:hAnsi="Times New Roman" w:eastAsia="Times New Roman"/>
-                <w:b w:val="0"/>
-                <w:i w:val="0"/>
-                <w:sz w:val="26"/>
-              </w:rPr>
-            </w:r>
-          </w:p>
-          <w:p>
-            <w:pPr>
-              <w:spacing w:line="360" w:lineRule="auto" w:after="40"/>
+                <w:rFonts w:ascii="Times New Roman" w:hAnsi="Times New Roman" w:cs="Times New Roman" w:eastAsia="Times New Roman"/>
+                <w:b w:val="0"/>
+                <w:i w:val="0"/>
+                <w:sz w:val="26"/>
+              </w:rPr>
+            </w:r>
+          </w:p>
+          <w:p>
+            <w:pPr>
+              <w:spacing w:line="276" w:lineRule="auto" w:after="40"/>
               <w:jc w:val="center"/>
             </w:pPr>
             <w:r>
               <w:rPr>
-                <w:rFonts w:ascii="Times New Roman" w:hAnsi="Times New Roman" w:eastAsia="Times New Roman"/>
-                <w:b w:val="0"/>
-                <w:i w:val="0"/>
-                <w:sz w:val="26"/>
-              </w:rPr>
-            </w:r>
-          </w:p>
-          <w:p>
-            <w:pPr>
-              <w:spacing w:line="360" w:lineRule="auto" w:after="40"/>
+                <w:rFonts w:ascii="Times New Roman" w:hAnsi="Times New Roman" w:cs="Times New Roman" w:eastAsia="Times New Roman"/>
+                <w:b w:val="0"/>
+                <w:i w:val="0"/>
+                <w:sz w:val="26"/>
+              </w:rPr>
+            </w:r>
+          </w:p>
+          <w:p>
+            <w:pPr>
+              <w:spacing w:line="276" w:lineRule="auto" w:after="40"/>
               <w:jc w:val="center"/>
             </w:pPr>
             <w:r>
               <w:rPr>
-                <w:rFonts w:ascii="Times New Roman" w:hAnsi="Times New Roman" w:eastAsia="Times New Roman"/>
-                <w:b w:val="0"/>
-                <w:i w:val="0"/>
-                <w:sz w:val="26"/>
-              </w:rPr>
-            </w:r>
-          </w:p>
-          <w:p>
-            <w:pPr>
-              <w:spacing w:line="360" w:lineRule="auto" w:after="40"/>
+                <w:rFonts w:ascii="Times New Roman" w:hAnsi="Times New Roman" w:cs="Times New Roman" w:eastAsia="Times New Roman"/>
+                <w:b w:val="0"/>
+                <w:i w:val="0"/>
+                <w:sz w:val="26"/>
+              </w:rPr>
+            </w:r>
+          </w:p>
+          <w:p>
+            <w:pPr>
+              <w:spacing w:line="276" w:lineRule="auto" w:after="40"/>
               <w:jc w:val="center"/>
             </w:pPr>
             <w:r>
               <w:rPr>
-                <w:rFonts w:ascii="Times New Roman" w:hAnsi="Times New Roman" w:eastAsia="Times New Roman"/>
+                <w:rFonts w:ascii="Times New Roman" w:hAnsi="Times New Roman" w:cs="Times New Roman" w:eastAsia="Times New Roman"/>
                 <w:b w:val="0"/>
                 <w:i w:val="0"/>
                 <w:sz w:val="26"/>
@@ -1733,7 +2148,7 @@
         </w:tc>
         <w:tc>
           <w:tcPr>
-            <w:tcW w:type="dxa" w:w="3025"/>
+            <w:tcW w:type="dxa" w:w="3198"/>
             <w:tcMar>
               <w:top w:w="80" w:type="dxa"/>
               <w:bottom w:w="80" w:type="dxa"/>
@@ -1743,55 +2158,55 @@
           </w:tcPr>
           <w:p>
             <w:pPr>
-              <w:spacing w:line="360" w:lineRule="auto" w:after="40"/>
+              <w:spacing w:line="276" w:lineRule="auto" w:after="40"/>
               <w:jc w:val="center"/>
             </w:pPr>
             <w:r/>
             <w:r>
               <w:rPr>
-                <w:rFonts w:ascii="Times New Roman" w:hAnsi="Times New Roman" w:eastAsia="Times New Roman"/>
-                <w:b w:val="0"/>
-                <w:i w:val="0"/>
-                <w:sz w:val="26"/>
-              </w:rPr>
-            </w:r>
-          </w:p>
-          <w:p>
-            <w:pPr>
-              <w:spacing w:line="360" w:lineRule="auto" w:after="40"/>
+                <w:rFonts w:ascii="Times New Roman" w:hAnsi="Times New Roman" w:cs="Times New Roman" w:eastAsia="Times New Roman"/>
+                <w:b w:val="0"/>
+                <w:i w:val="0"/>
+                <w:sz w:val="26"/>
+              </w:rPr>
+            </w:r>
+          </w:p>
+          <w:p>
+            <w:pPr>
+              <w:spacing w:line="276" w:lineRule="auto" w:after="40"/>
               <w:jc w:val="center"/>
             </w:pPr>
             <w:r>
               <w:rPr>
-                <w:rFonts w:ascii="Times New Roman" w:hAnsi="Times New Roman" w:eastAsia="Times New Roman"/>
-                <w:b w:val="0"/>
-                <w:i w:val="0"/>
-                <w:sz w:val="26"/>
-              </w:rPr>
-            </w:r>
-          </w:p>
-          <w:p>
-            <w:pPr>
-              <w:spacing w:line="360" w:lineRule="auto" w:after="40"/>
+                <w:rFonts w:ascii="Times New Roman" w:hAnsi="Times New Roman" w:cs="Times New Roman" w:eastAsia="Times New Roman"/>
+                <w:b w:val="0"/>
+                <w:i w:val="0"/>
+                <w:sz w:val="26"/>
+              </w:rPr>
+            </w:r>
+          </w:p>
+          <w:p>
+            <w:pPr>
+              <w:spacing w:line="276" w:lineRule="auto" w:after="40"/>
               <w:jc w:val="center"/>
             </w:pPr>
             <w:r>
               <w:rPr>
-                <w:rFonts w:ascii="Times New Roman" w:hAnsi="Times New Roman" w:eastAsia="Times New Roman"/>
-                <w:b w:val="0"/>
-                <w:i w:val="0"/>
-                <w:sz w:val="26"/>
-              </w:rPr>
-            </w:r>
-          </w:p>
-          <w:p>
-            <w:pPr>
-              <w:spacing w:line="360" w:lineRule="auto" w:after="40"/>
+                <w:rFonts w:ascii="Times New Roman" w:hAnsi="Times New Roman" w:cs="Times New Roman" w:eastAsia="Times New Roman"/>
+                <w:b w:val="0"/>
+                <w:i w:val="0"/>
+                <w:sz w:val="26"/>
+              </w:rPr>
+            </w:r>
+          </w:p>
+          <w:p>
+            <w:pPr>
+              <w:spacing w:line="276" w:lineRule="auto" w:after="40"/>
               <w:jc w:val="center"/>
             </w:pPr>
             <w:r>
               <w:rPr>
-                <w:rFonts w:ascii="Times New Roman" w:hAnsi="Times New Roman" w:eastAsia="Times New Roman"/>
+                <w:rFonts w:ascii="Times New Roman" w:hAnsi="Times New Roman" w:cs="Times New Roman" w:eastAsia="Times New Roman"/>
                 <w:b w:val="0"/>
                 <w:i w:val="0"/>
                 <w:sz w:val="26"/>
@@ -1801,7 +2216,7 @@
         </w:tc>
         <w:tc>
           <w:tcPr>
-            <w:tcW w:type="dxa" w:w="3025"/>
+            <w:tcW w:type="dxa" w:w="3198"/>
             <w:tcMar>
               <w:top w:w="80" w:type="dxa"/>
               <w:bottom w:w="80" w:type="dxa"/>
@@ -1817,13 +2232,13 @@
           </w:tcPr>
           <w:p>
             <w:pPr>
-              <w:spacing w:line="360" w:lineRule="auto" w:after="40"/>
+              <w:spacing w:line="276" w:lineRule="auto" w:after="40"/>
               <w:jc w:val="center"/>
             </w:pPr>
             <w:r/>
             <w:r>
               <w:rPr>
-                <w:rFonts w:ascii="Times New Roman" w:hAnsi="Times New Roman" w:eastAsia="Times New Roman"/>
+                <w:rFonts w:ascii="Times New Roman" w:hAnsi="Times New Roman" w:cs="Times New Roman" w:eastAsia="Times New Roman"/>
                 <w:b/>
                 <w:i w:val="0"/>
                 <w:sz w:val="26"/>
@@ -1832,12 +2247,12 @@
           </w:p>
           <w:p>
             <w:pPr>
-              <w:spacing w:line="360" w:lineRule="auto" w:after="40"/>
+              <w:spacing w:line="276" w:lineRule="auto" w:after="40"/>
               <w:jc w:val="center"/>
             </w:pPr>
             <w:r>
               <w:rPr>
-                <w:rFonts w:ascii="Times New Roman" w:hAnsi="Times New Roman" w:eastAsia="Times New Roman"/>
+                <w:rFonts w:ascii="Times New Roman" w:hAnsi="Times New Roman" w:cs="Times New Roman" w:eastAsia="Times New Roman"/>
                 <w:b/>
                 <w:i w:val="0"/>
                 <w:sz w:val="26"/>
@@ -1846,12 +2261,12 @@
           </w:p>
           <w:p>
             <w:pPr>
-              <w:spacing w:line="360" w:lineRule="auto" w:after="40"/>
+              <w:spacing w:line="276" w:lineRule="auto" w:after="40"/>
               <w:jc w:val="center"/>
             </w:pPr>
             <w:r>
               <w:rPr>
-                <w:rFonts w:ascii="Times New Roman" w:hAnsi="Times New Roman" w:eastAsia="Times New Roman"/>
+                <w:rFonts w:ascii="Times New Roman" w:hAnsi="Times New Roman" w:cs="Times New Roman" w:eastAsia="Times New Roman"/>
                 <w:b/>
                 <w:i w:val="0"/>
                 <w:sz w:val="26"/>
@@ -1860,12 +2275,12 @@
           </w:p>
           <w:p>
             <w:pPr>
-              <w:spacing w:line="360" w:lineRule="auto" w:after="40"/>
+              <w:spacing w:line="276" w:lineRule="auto" w:after="40"/>
               <w:jc w:val="center"/>
             </w:pPr>
             <w:r>
               <w:rPr>
-                <w:rFonts w:ascii="Times New Roman" w:hAnsi="Times New Roman" w:eastAsia="Times New Roman"/>
+                <w:rFonts w:ascii="Times New Roman" w:hAnsi="Times New Roman" w:cs="Times New Roman" w:eastAsia="Times New Roman"/>
                 <w:b/>
                 <w:i w:val="0"/>
                 <w:sz w:val="26"/>
@@ -1884,7 +2299,7 @@
       <w:headerReference w:type="first" r:id="rId12"/>
       <w:footerReference w:type="first" r:id="rId13"/>
       <w:pgSz w:w="11910" w:h="16840"/>
-      <w:pgMar w:top="1134" w:right="1134" w:bottom="1134" w:left="1701" w:header="283" w:footer="0" w:gutter="0"/>
+      <w:pgMar w:top="630" w:right="1137" w:bottom="280" w:left="1180" w:header="283" w:footer="0" w:gutter="0"/>
       <w:pgNumType w:start="1"/>
       <w:cols w:space="720"/>
     </w:sectPr>
